--- a/user.docx
+++ b/user.docx
@@ -1,154 +1,1505 @@
 
 <file path=word/document.xml><?xml version="1.0" encoding="utf-8"?>
-<w:document xmlns:wpc="http://schemas.microsoft.com/office/word/2010/wordprocessingCanvas" xmlns:cx="http://schemas.microsoft.com/office/drawing/2014/chartex" xmlns:cx1="http://schemas.microsoft.com/office/drawing/2015/9/8/chartex" xmlns:cx2="http://schemas.microsoft.com/office/drawing/2015/10/21/chartex" xmlns:cx3="http://schemas.microsoft.com/office/drawing/2016/5/9/chartex" xmlns:cx4="http://schemas.microsoft.com/office/drawing/2016/5/10/chartex" xmlns:cx5="http://schemas.microsoft.com/office/drawing/2016/5/11/chartex" xmlns:cx6="http://schemas.microsoft.com/office/drawing/2016/5/12/chartex" xmlns:cx7="http://schemas.microsoft.com/office/drawing/2016/5/13/chartex" xmlns:cx8="http://schemas.microsoft.com/office/drawing/2016/5/14/chartex" xmlns:mc="http://schemas.openxmlformats.org/markup-compatibility/2006" xmlns:aink="http://schemas.microsoft.com/office/drawing/2016/ink" xmlns:am3d="http://schemas.microsoft.com/office/drawing/2017/model3d" xmlns:o="urn:schemas-microsoft-com:office:office" xmlns:r="http://schemas.openxmlformats.org/officeDocument/2006/relationships" xmlns:m="http://schemas.openxmlformats.org/officeDocument/2006/math" xmlns:v="urn:schemas-microsoft-com:vml" xmlns:wp14="http://schemas.microsoft.com/office/word/2010/wordprocessingDrawing" xmlns:wp="http://schemas.openxmlformats.org/drawingml/2006/wordprocessingDrawing" xmlns:w10="urn:schemas-microsoft-com:office:word" xmlns:w="http://schemas.openxmlformats.org/wordprocessingml/2006/main" xmlns:w14="http://schemas.microsoft.com/office/word/2010/wordml" xmlns:w15="http://schemas.microsoft.com/office/word/2012/wordml" xmlns:w16cid="http://schemas.microsoft.com/office/word/2016/wordml/cid" xmlns:w16se="http://schemas.microsoft.com/office/word/2015/wordml/symex" xmlns:wpg="http://schemas.microsoft.com/office/word/2010/wordprocessingGroup" xmlns:wpi="http://schemas.microsoft.com/office/word/2010/wordprocessingInk" xmlns:wne="http://schemas.microsoft.com/office/word/2006/wordml" xmlns:wps="http://schemas.microsoft.com/office/word/2010/wordprocessingShape" mc:Ignorable="w14 w15 w16se w16cid wp14">
+<w:document xmlns:wpc="http://schemas.microsoft.com/office/word/2010/wordprocessingCanvas" xmlns:cx="http://schemas.microsoft.com/office/drawing/2014/chartex" xmlns:cx1="http://schemas.microsoft.com/office/drawing/2015/9/8/chartex" xmlns:cx2="http://schemas.microsoft.com/office/drawing/2015/10/21/chartex" xmlns:cx3="http://schemas.microsoft.com/office/drawing/2016/5/9/chartex" xmlns:cx4="http://schemas.microsoft.com/office/drawing/2016/5/10/chartex" xmlns:cx5="http://schemas.microsoft.com/office/drawing/2016/5/11/chartex" xmlns:cx6="http://schemas.microsoft.com/office/drawing/2016/5/12/chartex" xmlns:cx7="http://schemas.microsoft.com/office/drawing/2016/5/13/chartex" xmlns:cx8="http://schemas.microsoft.com/office/drawing/2016/5/14/chartex" xmlns:mc="http://schemas.openxmlformats.org/markup-compatibility/2006" xmlns:aink="http://schemas.microsoft.com/office/drawing/2016/ink" xmlns:am3d="http://schemas.microsoft.com/office/drawing/2017/model3d" xmlns:o="urn:schemas-microsoft-com:office:office" xmlns:oel="http://schemas.microsoft.com/office/2019/extlst" xmlns:r="http://schemas.openxmlformats.org/officeDocument/2006/relationships" xmlns:m="http://schemas.openxmlformats.org/officeDocument/2006/math" xmlns:v="urn:schemas-microsoft-com:vml" xmlns:wp14="http://schemas.microsoft.com/office/word/2010/wordprocessingDrawing" xmlns:wp="http://schemas.openxmlformats.org/drawingml/2006/wordprocessingDrawing" xmlns:w10="urn:schemas-microsoft-com:office:word" xmlns:w="http://schemas.openxmlformats.org/wordprocessingml/2006/main" xmlns:w14="http://schemas.microsoft.com/office/word/2010/wordml" xmlns:w15="http://schemas.microsoft.com/office/word/2012/wordml" xmlns:w16cex="http://schemas.microsoft.com/office/word/2018/wordml/cex" xmlns:w16cid="http://schemas.microsoft.com/office/word/2016/wordml/cid" xmlns:w16="http://schemas.microsoft.com/office/word/2018/wordml" xmlns:w16du="http://schemas.microsoft.com/office/word/2023/wordml/word16du" xmlns:w16sdtdh="http://schemas.microsoft.com/office/word/2020/wordml/sdtdatahash" xmlns:w16sdtfl="http://schemas.microsoft.com/office/word/2024/wordml/sdtformatlock" xmlns:w16se="http://schemas.microsoft.com/office/word/2015/wordml/symex" xmlns:wpg="http://schemas.microsoft.com/office/word/2010/wordprocessingGroup" xmlns:wpi="http://schemas.microsoft.com/office/word/2010/wordprocessingInk" xmlns:wne="http://schemas.microsoft.com/office/word/2006/wordml" xmlns:wps="http://schemas.microsoft.com/office/word/2010/wordprocessingShape" mc:Ignorable="w14 w15 w16se w16cid w16 w16cex w16sdtdh w16sdtfl w16du wp14">
   <w:body>
     <w:p>
       <w:pPr>
-        <w:jc w:val="center"/>
-        <w:rPr>
-          <w:rFonts w:ascii="Times New Roman" w:hAnsi="Times New Roman" w:cs="Times New Roman"/>
+        <w:pStyle w:val="Default"/>
+        <w:numPr>
+          <w:ilvl w:val="0"/>
+          <w:numId w:val="2"/>
+        </w:numPr>
+        <w:suppressAutoHyphens/>
+        <w:spacing w:before="0" w:line="240" w:lineRule="auto"/>
+        <w:rPr>
           <w:b/>
-          <w:sz w:val="40"/>
+          <w:bCs/>
+          <w:sz w:val="26"/>
+          <w:szCs w:val="26"/>
           <w:u w:val="single"/>
         </w:rPr>
       </w:pPr>
       <w:r>
         <w:rPr>
-          <w:rFonts w:ascii="Times New Roman" w:hAnsi="Times New Roman" w:cs="Times New Roman"/>
           <w:b/>
-          <w:sz w:val="40"/>
+          <w:bCs/>
+          <w:sz w:val="26"/>
+          <w:szCs w:val="26"/>
           <w:u w:val="single"/>
         </w:rPr>
-        <w:t>Felhasználói útmutató</w:t>
+        <w:t xml:space="preserve">Bevezetés </w:t>
       </w:r>
     </w:p>
     <w:p>
       <w:pPr>
-        <w:rPr>
-          <w:rFonts w:ascii="Times New Roman" w:hAnsi="Times New Roman" w:cs="Times New Roman"/>
-          <w:sz w:val="40"/>
-        </w:rPr>
-      </w:pPr>
+        <w:pStyle w:val="Default"/>
+        <w:tabs>
+          <w:tab w:val="left" w:pos="560"/>
+          <w:tab w:val="left" w:pos="1120"/>
+          <w:tab w:val="left" w:pos="1680"/>
+          <w:tab w:val="left" w:pos="2240"/>
+          <w:tab w:val="left" w:pos="2800"/>
+          <w:tab w:val="left" w:pos="3360"/>
+          <w:tab w:val="left" w:pos="3920"/>
+          <w:tab w:val="left" w:pos="4480"/>
+          <w:tab w:val="left" w:pos="5040"/>
+          <w:tab w:val="left" w:pos="5600"/>
+          <w:tab w:val="left" w:pos="6160"/>
+          <w:tab w:val="left" w:pos="6720"/>
+          <w:tab w:val="left" w:pos="7280"/>
+          <w:tab w:val="left" w:pos="7840"/>
+          <w:tab w:val="left" w:pos="8400"/>
+          <w:tab w:val="left" w:pos="8960"/>
+          <w:tab w:val="left" w:pos="9520"/>
+        </w:tabs>
+        <w:suppressAutoHyphens/>
+        <w:spacing w:before="0" w:line="240" w:lineRule="auto"/>
+        <w:rPr>
+          <w:sz w:val="26"/>
+          <w:szCs w:val="26"/>
+        </w:rPr>
+      </w:pPr>
+      <w:r>
+        <w:rPr>
+          <w:sz w:val="26"/>
+          <w:szCs w:val="26"/>
+        </w:rPr>
+        <w:t xml:space="preserve">A </w:t>
+      </w:r>
+      <w:proofErr w:type="spellStart"/>
+      <w:r>
+        <w:rPr>
+          <w:sz w:val="26"/>
+          <w:szCs w:val="26"/>
+        </w:rPr>
+        <w:t>BláthyFM</w:t>
+      </w:r>
+      <w:proofErr w:type="spellEnd"/>
+      <w:r>
+        <w:rPr>
+          <w:sz w:val="26"/>
+          <w:szCs w:val="26"/>
+        </w:rPr>
+        <w:t xml:space="preserve"> egy olyan alkalmazás, aminek célja</w:t>
+      </w:r>
+      <w:r>
+        <w:rPr>
+          <w:sz w:val="26"/>
+          <w:szCs w:val="26"/>
+        </w:rPr>
+        <w:t>,</w:t>
+      </w:r>
+      <w:r>
+        <w:rPr>
+          <w:sz w:val="26"/>
+          <w:szCs w:val="26"/>
+        </w:rPr>
+        <w:t xml:space="preserve"> hogy a Bláthy</w:t>
+      </w:r>
+      <w:r>
+        <w:rPr>
+          <w:sz w:val="26"/>
+          <w:szCs w:val="26"/>
+        </w:rPr>
+        <w:t>-</w:t>
+      </w:r>
+      <w:r>
+        <w:rPr>
+          <w:sz w:val="26"/>
+          <w:szCs w:val="26"/>
+        </w:rPr>
+        <w:t>s diákok előre meghatározott szünetekben hallgassák kedvenc számaikat különböző előadóktól.</w:t>
+      </w:r>
     </w:p>
     <w:p>
       <w:pPr>
-        <w:rPr>
-          <w:rFonts w:ascii="Times New Roman" w:hAnsi="Times New Roman" w:cs="Times New Roman"/>
-          <w:sz w:val="40"/>
-        </w:rPr>
-      </w:pPr>
-      <w:r>
-        <w:rPr>
-          <w:rFonts w:ascii="Times New Roman" w:hAnsi="Times New Roman" w:cs="Times New Roman"/>
-          <w:sz w:val="40"/>
-        </w:rPr>
-        <w:t>Szerepkörök:</w:t>
-      </w:r>
+        <w:pStyle w:val="Default"/>
+        <w:tabs>
+          <w:tab w:val="left" w:pos="560"/>
+          <w:tab w:val="left" w:pos="1120"/>
+          <w:tab w:val="left" w:pos="1680"/>
+          <w:tab w:val="left" w:pos="2240"/>
+          <w:tab w:val="left" w:pos="2800"/>
+          <w:tab w:val="left" w:pos="3360"/>
+          <w:tab w:val="left" w:pos="3920"/>
+          <w:tab w:val="left" w:pos="4480"/>
+          <w:tab w:val="left" w:pos="5040"/>
+          <w:tab w:val="left" w:pos="5600"/>
+          <w:tab w:val="left" w:pos="6160"/>
+          <w:tab w:val="left" w:pos="6720"/>
+          <w:tab w:val="left" w:pos="7280"/>
+          <w:tab w:val="left" w:pos="7840"/>
+          <w:tab w:val="left" w:pos="8400"/>
+          <w:tab w:val="left" w:pos="8960"/>
+          <w:tab w:val="left" w:pos="9520"/>
+        </w:tabs>
+        <w:suppressAutoHyphens/>
+        <w:spacing w:before="0" w:line="240" w:lineRule="auto"/>
+        <w:rPr>
+          <w:sz w:val="26"/>
+          <w:szCs w:val="26"/>
+        </w:rPr>
+      </w:pPr>
     </w:p>
     <w:p>
       <w:pPr>
-        <w:pStyle w:val="Listaszerbekezds"/>
+        <w:pStyle w:val="Default"/>
         <w:numPr>
           <w:ilvl w:val="0"/>
-          <w:numId w:val="1"/>
+          <w:numId w:val="2"/>
         </w:numPr>
-        <w:rPr>
-          <w:rFonts w:ascii="Times New Roman" w:hAnsi="Times New Roman" w:cs="Times New Roman"/>
-          <w:sz w:val="40"/>
-        </w:rPr>
-      </w:pPr>
-      <w:r>
-        <w:rPr>
-          <w:rFonts w:ascii="Times New Roman" w:hAnsi="Times New Roman" w:cs="Times New Roman"/>
-          <w:sz w:val="40"/>
-        </w:rPr>
-        <w:t>Diák (</w:t>
-      </w:r>
-      <w:proofErr w:type="spellStart"/>
-      <w:r>
-        <w:rPr>
-          <w:rFonts w:ascii="Times New Roman" w:hAnsi="Times New Roman" w:cs="Times New Roman"/>
-          <w:sz w:val="40"/>
-        </w:rPr>
-        <w:t>student</w:t>
-      </w:r>
-      <w:proofErr w:type="spellEnd"/>
-      <w:r>
-        <w:rPr>
-          <w:rFonts w:ascii="Times New Roman" w:hAnsi="Times New Roman" w:cs="Times New Roman"/>
-          <w:sz w:val="40"/>
-        </w:rPr>
-        <w:t>)</w:t>
+        <w:suppressAutoHyphens/>
+        <w:spacing w:before="0" w:line="240" w:lineRule="auto"/>
+        <w:rPr>
+          <w:b/>
+          <w:bCs/>
+          <w:sz w:val="26"/>
+          <w:szCs w:val="26"/>
+          <w:u w:val="single"/>
+        </w:rPr>
+      </w:pPr>
+      <w:r>
+        <w:rPr>
+          <w:b/>
+          <w:bCs/>
+          <w:sz w:val="26"/>
+          <w:szCs w:val="26"/>
+          <w:u w:val="single"/>
+        </w:rPr>
+        <w:t>Bejelentkezés és regisztráció</w:t>
       </w:r>
     </w:p>
     <w:p>
       <w:pPr>
-        <w:pStyle w:val="Listaszerbekezds"/>
+        <w:pStyle w:val="Default"/>
+        <w:tabs>
+          <w:tab w:val="left" w:pos="560"/>
+          <w:tab w:val="left" w:pos="1120"/>
+          <w:tab w:val="left" w:pos="1680"/>
+          <w:tab w:val="left" w:pos="2240"/>
+          <w:tab w:val="left" w:pos="2800"/>
+          <w:tab w:val="left" w:pos="3360"/>
+          <w:tab w:val="left" w:pos="3920"/>
+          <w:tab w:val="left" w:pos="4480"/>
+          <w:tab w:val="left" w:pos="5040"/>
+          <w:tab w:val="left" w:pos="5600"/>
+          <w:tab w:val="left" w:pos="6160"/>
+          <w:tab w:val="left" w:pos="6720"/>
+          <w:tab w:val="left" w:pos="7280"/>
+          <w:tab w:val="left" w:pos="7840"/>
+          <w:tab w:val="left" w:pos="8400"/>
+          <w:tab w:val="left" w:pos="8960"/>
+          <w:tab w:val="left" w:pos="9520"/>
+        </w:tabs>
+        <w:suppressAutoHyphens/>
+        <w:spacing w:before="0" w:line="240" w:lineRule="auto"/>
+        <w:rPr>
+          <w:sz w:val="26"/>
+          <w:szCs w:val="26"/>
+        </w:rPr>
+      </w:pPr>
+      <w:r>
+        <w:rPr>
+          <w:sz w:val="26"/>
+          <w:szCs w:val="26"/>
+        </w:rPr>
+        <w:t>Ha már regisztráltál akkor menj át a login oldalra és jelentkezz be e-mail cím és jelszóval, viszont ha még nem regisztráltál, akkor viszont akkor tudsz csak regisztrálni ha a Bláthy-</w:t>
+      </w:r>
+      <w:proofErr w:type="spellStart"/>
+      <w:r>
+        <w:rPr>
+          <w:sz w:val="26"/>
+          <w:szCs w:val="26"/>
+        </w:rPr>
+        <w:t>ba</w:t>
+      </w:r>
+      <w:proofErr w:type="spellEnd"/>
+      <w:r>
+        <w:rPr>
+          <w:sz w:val="26"/>
+          <w:szCs w:val="26"/>
+        </w:rPr>
+        <w:t xml:space="preserve"> jársz. A regisztrációs oldalon létre tudsz hozni egy új fiókot.</w:t>
+      </w:r>
+      <w:r>
+        <w:rPr>
+          <w:sz w:val="26"/>
+          <w:szCs w:val="26"/>
+        </w:rPr>
+        <w:t xml:space="preserve"> </w:t>
+      </w:r>
+      <w:r>
+        <w:rPr>
+          <w:sz w:val="26"/>
+          <w:szCs w:val="26"/>
+        </w:rPr>
+        <w:t>Csupán ad</w:t>
+      </w:r>
+      <w:r>
+        <w:rPr>
+          <w:sz w:val="26"/>
+          <w:szCs w:val="26"/>
+        </w:rPr>
+        <w:t>d,</w:t>
+      </w:r>
+      <w:r>
+        <w:rPr>
+          <w:sz w:val="26"/>
+          <w:szCs w:val="26"/>
+        </w:rPr>
+        <w:t xml:space="preserve"> meg a teljes nevedet, a Bláthy-s e-mail címed, hozz létre egy jelszót amit csak te tudsz, meg persze az </w:t>
+      </w:r>
+      <w:proofErr w:type="spellStart"/>
+      <w:r>
+        <w:rPr>
+          <w:sz w:val="26"/>
+          <w:szCs w:val="26"/>
+        </w:rPr>
+        <w:t>Admin</w:t>
+      </w:r>
+      <w:proofErr w:type="spellEnd"/>
+      <w:r>
+        <w:rPr>
+          <w:sz w:val="26"/>
+          <w:szCs w:val="26"/>
+        </w:rPr>
+        <w:t xml:space="preserve"> és ad</w:t>
+      </w:r>
+      <w:r>
+        <w:rPr>
+          <w:sz w:val="26"/>
+          <w:szCs w:val="26"/>
+        </w:rPr>
+        <w:t>d</w:t>
+      </w:r>
+      <w:r>
+        <w:rPr>
+          <w:sz w:val="26"/>
+          <w:szCs w:val="26"/>
+        </w:rPr>
+        <w:t xml:space="preserve"> meg</w:t>
+      </w:r>
+      <w:r>
+        <w:rPr>
+          <w:sz w:val="26"/>
+          <w:szCs w:val="26"/>
+        </w:rPr>
+        <w:t>,</w:t>
+      </w:r>
+      <w:r>
+        <w:rPr>
+          <w:sz w:val="26"/>
+          <w:szCs w:val="26"/>
+        </w:rPr>
+        <w:t xml:space="preserve"> hogy milyen jogkörrel rendelkezel.</w:t>
+      </w:r>
+    </w:p>
+    <w:p>
+      <w:pPr>
+        <w:pStyle w:val="Default"/>
+        <w:tabs>
+          <w:tab w:val="left" w:pos="560"/>
+          <w:tab w:val="left" w:pos="1120"/>
+          <w:tab w:val="left" w:pos="1680"/>
+          <w:tab w:val="left" w:pos="2240"/>
+          <w:tab w:val="left" w:pos="2800"/>
+          <w:tab w:val="left" w:pos="3360"/>
+          <w:tab w:val="left" w:pos="3920"/>
+          <w:tab w:val="left" w:pos="4480"/>
+          <w:tab w:val="left" w:pos="5040"/>
+          <w:tab w:val="left" w:pos="5600"/>
+          <w:tab w:val="left" w:pos="6160"/>
+          <w:tab w:val="left" w:pos="6720"/>
+          <w:tab w:val="left" w:pos="7280"/>
+          <w:tab w:val="left" w:pos="7840"/>
+          <w:tab w:val="left" w:pos="8400"/>
+          <w:tab w:val="left" w:pos="8960"/>
+          <w:tab w:val="left" w:pos="9520"/>
+        </w:tabs>
+        <w:suppressAutoHyphens/>
+        <w:spacing w:before="0" w:line="240" w:lineRule="auto"/>
+        <w:rPr>
+          <w:sz w:val="26"/>
+          <w:szCs w:val="26"/>
+        </w:rPr>
+      </w:pPr>
+    </w:p>
+    <w:p>
+      <w:pPr>
+        <w:pStyle w:val="Default"/>
         <w:numPr>
           <w:ilvl w:val="0"/>
-          <w:numId w:val="1"/>
+          <w:numId w:val="2"/>
         </w:numPr>
-        <w:rPr>
-          <w:rFonts w:ascii="Times New Roman" w:hAnsi="Times New Roman" w:cs="Times New Roman"/>
-          <w:sz w:val="40"/>
-        </w:rPr>
-      </w:pPr>
-      <w:r>
-        <w:rPr>
-          <w:rFonts w:ascii="Times New Roman" w:hAnsi="Times New Roman" w:cs="Times New Roman"/>
-          <w:sz w:val="40"/>
+        <w:suppressAutoHyphens/>
+        <w:spacing w:before="0" w:line="240" w:lineRule="auto"/>
+        <w:rPr>
+          <w:b/>
+          <w:bCs/>
+          <w:sz w:val="26"/>
+          <w:szCs w:val="26"/>
+          <w:u w:val="single"/>
+        </w:rPr>
+      </w:pPr>
+      <w:r>
+        <w:rPr>
+          <w:b/>
+          <w:bCs/>
+          <w:sz w:val="26"/>
+          <w:szCs w:val="26"/>
+          <w:u w:val="single"/>
+        </w:rPr>
+        <w:t>Funkciók szerepkörök szerint</w:t>
+      </w:r>
+    </w:p>
+    <w:p>
+      <w:pPr>
+        <w:pStyle w:val="Default"/>
+        <w:tabs>
+          <w:tab w:val="left" w:pos="560"/>
+          <w:tab w:val="left" w:pos="1120"/>
+          <w:tab w:val="left" w:pos="1680"/>
+          <w:tab w:val="left" w:pos="2240"/>
+          <w:tab w:val="left" w:pos="2800"/>
+          <w:tab w:val="left" w:pos="3360"/>
+          <w:tab w:val="left" w:pos="3920"/>
+          <w:tab w:val="left" w:pos="4480"/>
+          <w:tab w:val="left" w:pos="5040"/>
+          <w:tab w:val="left" w:pos="5600"/>
+          <w:tab w:val="left" w:pos="6160"/>
+          <w:tab w:val="left" w:pos="6720"/>
+          <w:tab w:val="left" w:pos="7280"/>
+          <w:tab w:val="left" w:pos="7840"/>
+          <w:tab w:val="left" w:pos="8400"/>
+          <w:tab w:val="left" w:pos="8960"/>
+          <w:tab w:val="left" w:pos="9520"/>
+        </w:tabs>
+        <w:suppressAutoHyphens/>
+        <w:spacing w:before="0" w:line="240" w:lineRule="auto"/>
+        <w:rPr>
+          <w:sz w:val="26"/>
+          <w:szCs w:val="26"/>
+        </w:rPr>
+      </w:pPr>
+      <w:r>
+        <w:rPr>
+          <w:i/>
+          <w:iCs/>
+          <w:sz w:val="26"/>
+          <w:szCs w:val="26"/>
+          <w:u w:val="single"/>
+        </w:rPr>
+        <w:t>Diák felület</w:t>
+      </w:r>
+      <w:r>
+        <w:rPr>
+          <w:sz w:val="26"/>
+          <w:szCs w:val="26"/>
+        </w:rPr>
+        <w:t xml:space="preserve">: </w:t>
+      </w:r>
+    </w:p>
+    <w:p>
+      <w:pPr>
+        <w:pStyle w:val="Default"/>
+        <w:numPr>
+          <w:ilvl w:val="0"/>
+          <w:numId w:val="3"/>
+        </w:numPr>
+        <w:tabs>
+          <w:tab w:val="left" w:pos="560"/>
+          <w:tab w:val="left" w:pos="1120"/>
+          <w:tab w:val="left" w:pos="1680"/>
+          <w:tab w:val="left" w:pos="2240"/>
+          <w:tab w:val="left" w:pos="2800"/>
+          <w:tab w:val="left" w:pos="3360"/>
+          <w:tab w:val="left" w:pos="3920"/>
+          <w:tab w:val="left" w:pos="4480"/>
+          <w:tab w:val="left" w:pos="5040"/>
+          <w:tab w:val="left" w:pos="5600"/>
+          <w:tab w:val="left" w:pos="6160"/>
+          <w:tab w:val="left" w:pos="6720"/>
+          <w:tab w:val="left" w:pos="7280"/>
+          <w:tab w:val="left" w:pos="7840"/>
+          <w:tab w:val="left" w:pos="8400"/>
+          <w:tab w:val="left" w:pos="8960"/>
+          <w:tab w:val="left" w:pos="9520"/>
+        </w:tabs>
+        <w:suppressAutoHyphens/>
+        <w:spacing w:before="0" w:line="240" w:lineRule="auto"/>
+        <w:rPr>
+          <w:sz w:val="26"/>
+          <w:szCs w:val="26"/>
+        </w:rPr>
+      </w:pPr>
+      <w:r>
+        <w:rPr>
+          <w:sz w:val="26"/>
+          <w:szCs w:val="26"/>
+        </w:rPr>
+        <w:t xml:space="preserve">Ha diákként lépsz be, akkor láthatod a korábban lejátszott zenéket, azt hogy éppen melyik zene játszódik, tudsz beküldeni új zenét, vagy választani a meglévő számok közül. </w:t>
+      </w:r>
+    </w:p>
+    <w:p>
+      <w:pPr>
+        <w:pStyle w:val="Default"/>
+        <w:numPr>
+          <w:ilvl w:val="0"/>
+          <w:numId w:val="3"/>
+        </w:numPr>
+        <w:tabs>
+          <w:tab w:val="left" w:pos="560"/>
+          <w:tab w:val="left" w:pos="1120"/>
+          <w:tab w:val="left" w:pos="1680"/>
+          <w:tab w:val="left" w:pos="2240"/>
+          <w:tab w:val="left" w:pos="2800"/>
+          <w:tab w:val="left" w:pos="3360"/>
+          <w:tab w:val="left" w:pos="3920"/>
+          <w:tab w:val="left" w:pos="4480"/>
+          <w:tab w:val="left" w:pos="5040"/>
+          <w:tab w:val="left" w:pos="5600"/>
+          <w:tab w:val="left" w:pos="6160"/>
+          <w:tab w:val="left" w:pos="6720"/>
+          <w:tab w:val="left" w:pos="7280"/>
+          <w:tab w:val="left" w:pos="7840"/>
+          <w:tab w:val="left" w:pos="8400"/>
+          <w:tab w:val="left" w:pos="8960"/>
+          <w:tab w:val="left" w:pos="9520"/>
+        </w:tabs>
+        <w:suppressAutoHyphens/>
+        <w:spacing w:before="0" w:line="240" w:lineRule="auto"/>
+        <w:rPr>
+          <w:sz w:val="26"/>
+          <w:szCs w:val="26"/>
+        </w:rPr>
+      </w:pPr>
+      <w:r>
+        <w:rPr>
+          <w:sz w:val="26"/>
+          <w:szCs w:val="26"/>
+        </w:rPr>
+        <w:t>Ha úgy döntesz hogy új zenét szeretnél bekérni, akkor láthatsz egy listát a korábban bekért zenékről, és egy státuszt is, hogy melyek lett elfogadva, vagy elutasítva. Ha nem találod azon a listán a zenét amit be szeretnél kérni, akkor csak annyit kell tenned, hogy megadod az előadó nevét, a zene címét, a hosszát, a YouTube linkjét, a műfaját és csak rá kell nyomnod a beküldésre és kész is.</w:t>
+      </w:r>
+    </w:p>
+    <w:p>
+      <w:pPr>
+        <w:pStyle w:val="Default"/>
+        <w:numPr>
+          <w:ilvl w:val="0"/>
+          <w:numId w:val="3"/>
+        </w:numPr>
+        <w:tabs>
+          <w:tab w:val="left" w:pos="560"/>
+          <w:tab w:val="left" w:pos="1120"/>
+          <w:tab w:val="left" w:pos="1680"/>
+          <w:tab w:val="left" w:pos="2240"/>
+          <w:tab w:val="left" w:pos="2800"/>
+          <w:tab w:val="left" w:pos="3360"/>
+          <w:tab w:val="left" w:pos="3920"/>
+          <w:tab w:val="left" w:pos="4480"/>
+          <w:tab w:val="left" w:pos="5040"/>
+          <w:tab w:val="left" w:pos="5600"/>
+          <w:tab w:val="left" w:pos="6160"/>
+          <w:tab w:val="left" w:pos="6720"/>
+          <w:tab w:val="left" w:pos="7280"/>
+          <w:tab w:val="left" w:pos="7840"/>
+          <w:tab w:val="left" w:pos="8400"/>
+          <w:tab w:val="left" w:pos="8960"/>
+          <w:tab w:val="left" w:pos="9520"/>
+        </w:tabs>
+        <w:suppressAutoHyphens/>
+        <w:spacing w:before="0" w:line="240" w:lineRule="auto"/>
+        <w:rPr>
+          <w:sz w:val="26"/>
+          <w:szCs w:val="26"/>
+        </w:rPr>
+      </w:pPr>
+      <w:r>
+        <w:rPr>
+          <w:sz w:val="26"/>
+          <w:szCs w:val="26"/>
+        </w:rPr>
+        <w:t>Ha a meglévő számok közül szeretnél választani, akkor a kereső sávba nyugodtan írd be a zene címét vagy előadó nevét amit keresel és remélhetőleg ki fogja dobni, viszont ha nem járnál sikerrel, van egy lehetőséged arra hogy az új zene bekérése gombra kattintva, bekéred ezt a számot.</w:t>
+      </w:r>
+    </w:p>
+    <w:p>
+      <w:pPr>
+        <w:pStyle w:val="Default"/>
+        <w:tabs>
+          <w:tab w:val="left" w:pos="560"/>
+          <w:tab w:val="left" w:pos="1120"/>
+          <w:tab w:val="left" w:pos="1680"/>
+          <w:tab w:val="left" w:pos="2240"/>
+          <w:tab w:val="left" w:pos="2800"/>
+          <w:tab w:val="left" w:pos="3360"/>
+          <w:tab w:val="left" w:pos="3920"/>
+          <w:tab w:val="left" w:pos="4480"/>
+          <w:tab w:val="left" w:pos="5040"/>
+          <w:tab w:val="left" w:pos="5600"/>
+          <w:tab w:val="left" w:pos="6160"/>
+          <w:tab w:val="left" w:pos="6720"/>
+          <w:tab w:val="left" w:pos="7280"/>
+          <w:tab w:val="left" w:pos="7840"/>
+          <w:tab w:val="left" w:pos="8400"/>
+          <w:tab w:val="left" w:pos="8960"/>
+          <w:tab w:val="left" w:pos="9520"/>
+        </w:tabs>
+        <w:suppressAutoHyphens/>
+        <w:spacing w:before="0" w:line="240" w:lineRule="auto"/>
+        <w:rPr>
+          <w:sz w:val="26"/>
+          <w:szCs w:val="26"/>
+        </w:rPr>
+      </w:pPr>
+    </w:p>
+    <w:p>
+      <w:pPr>
+        <w:pStyle w:val="Default"/>
+        <w:tabs>
+          <w:tab w:val="left" w:pos="560"/>
+          <w:tab w:val="left" w:pos="1120"/>
+          <w:tab w:val="left" w:pos="1680"/>
+          <w:tab w:val="left" w:pos="2240"/>
+          <w:tab w:val="left" w:pos="2800"/>
+          <w:tab w:val="left" w:pos="3360"/>
+          <w:tab w:val="left" w:pos="3920"/>
+          <w:tab w:val="left" w:pos="4480"/>
+          <w:tab w:val="left" w:pos="5040"/>
+          <w:tab w:val="left" w:pos="5600"/>
+          <w:tab w:val="left" w:pos="6160"/>
+          <w:tab w:val="left" w:pos="6720"/>
+          <w:tab w:val="left" w:pos="7280"/>
+          <w:tab w:val="left" w:pos="7840"/>
+          <w:tab w:val="left" w:pos="8400"/>
+          <w:tab w:val="left" w:pos="8960"/>
+          <w:tab w:val="left" w:pos="9520"/>
+        </w:tabs>
+        <w:suppressAutoHyphens/>
+        <w:spacing w:before="0" w:line="240" w:lineRule="auto"/>
+        <w:rPr>
+          <w:sz w:val="26"/>
+          <w:szCs w:val="26"/>
+        </w:rPr>
+      </w:pPr>
+      <w:r>
+        <w:rPr>
+          <w:i/>
+          <w:iCs/>
+          <w:sz w:val="26"/>
+          <w:szCs w:val="26"/>
+          <w:u w:val="single"/>
+        </w:rPr>
+        <w:t>Rendezői felület</w:t>
+      </w:r>
+      <w:r>
+        <w:rPr>
+          <w:sz w:val="26"/>
+          <w:szCs w:val="26"/>
+        </w:rPr>
+        <w:t>:</w:t>
+      </w:r>
+    </w:p>
+    <w:p>
+      <w:pPr>
+        <w:pStyle w:val="Default"/>
+        <w:numPr>
+          <w:ilvl w:val="0"/>
+          <w:numId w:val="4"/>
+        </w:numPr>
+        <w:tabs>
+          <w:tab w:val="left" w:pos="560"/>
+          <w:tab w:val="left" w:pos="1120"/>
+          <w:tab w:val="left" w:pos="1680"/>
+          <w:tab w:val="left" w:pos="2240"/>
+          <w:tab w:val="left" w:pos="2800"/>
+          <w:tab w:val="left" w:pos="3360"/>
+          <w:tab w:val="left" w:pos="3920"/>
+          <w:tab w:val="left" w:pos="4480"/>
+          <w:tab w:val="left" w:pos="5040"/>
+          <w:tab w:val="left" w:pos="5600"/>
+          <w:tab w:val="left" w:pos="6160"/>
+          <w:tab w:val="left" w:pos="6720"/>
+          <w:tab w:val="left" w:pos="7280"/>
+          <w:tab w:val="left" w:pos="7840"/>
+          <w:tab w:val="left" w:pos="8400"/>
+          <w:tab w:val="left" w:pos="8960"/>
+          <w:tab w:val="left" w:pos="9520"/>
+        </w:tabs>
+        <w:suppressAutoHyphens/>
+        <w:spacing w:before="0" w:line="240" w:lineRule="auto"/>
+        <w:rPr>
+          <w:sz w:val="26"/>
+          <w:szCs w:val="26"/>
+        </w:rPr>
+      </w:pPr>
+      <w:r>
+        <w:rPr>
+          <w:sz w:val="26"/>
+          <w:szCs w:val="26"/>
+        </w:rPr>
+        <w:t xml:space="preserve">Ha rendezőként lépsz be, akkor az új bekért zenéket tudod ellenőrizni, ahol megnézed hogy megfelel a zene tartalma a szabályzatnak amit a </w:t>
+      </w:r>
+      <w:proofErr w:type="spellStart"/>
+      <w:r>
+        <w:rPr>
+          <w:sz w:val="26"/>
+          <w:szCs w:val="26"/>
+        </w:rPr>
+        <w:t>footer</w:t>
+      </w:r>
+      <w:proofErr w:type="spellEnd"/>
+      <w:r>
+        <w:rPr>
+          <w:sz w:val="26"/>
+          <w:szCs w:val="26"/>
+        </w:rPr>
+        <w:t xml:space="preserve">-ben találsz </w:t>
+      </w:r>
+      <w:proofErr w:type="spellStart"/>
+      <w:r>
+        <w:rPr>
+          <w:sz w:val="26"/>
+          <w:szCs w:val="26"/>
+        </w:rPr>
+        <w:t>meg.Ha</w:t>
+      </w:r>
+      <w:proofErr w:type="spellEnd"/>
+      <w:r>
+        <w:rPr>
+          <w:sz w:val="26"/>
+          <w:szCs w:val="26"/>
+        </w:rPr>
+        <w:t xml:space="preserve"> megfelel akkor elfogadod a zenét, ellenkező esetben pedig elutasítod.</w:t>
+      </w:r>
+    </w:p>
+    <w:p>
+      <w:pPr>
+        <w:pStyle w:val="Default"/>
+        <w:numPr>
+          <w:ilvl w:val="0"/>
+          <w:numId w:val="4"/>
+        </w:numPr>
+        <w:tabs>
+          <w:tab w:val="left" w:pos="560"/>
+          <w:tab w:val="left" w:pos="1120"/>
+          <w:tab w:val="left" w:pos="1680"/>
+          <w:tab w:val="left" w:pos="2240"/>
+          <w:tab w:val="left" w:pos="2800"/>
+          <w:tab w:val="left" w:pos="3360"/>
+          <w:tab w:val="left" w:pos="3920"/>
+          <w:tab w:val="left" w:pos="4480"/>
+          <w:tab w:val="left" w:pos="5040"/>
+          <w:tab w:val="left" w:pos="5600"/>
+          <w:tab w:val="left" w:pos="6160"/>
+          <w:tab w:val="left" w:pos="6720"/>
+          <w:tab w:val="left" w:pos="7280"/>
+          <w:tab w:val="left" w:pos="7840"/>
+          <w:tab w:val="left" w:pos="8400"/>
+          <w:tab w:val="left" w:pos="8960"/>
+          <w:tab w:val="left" w:pos="9520"/>
+        </w:tabs>
+        <w:suppressAutoHyphens/>
+        <w:spacing w:before="0" w:line="240" w:lineRule="auto"/>
+        <w:rPr>
+          <w:sz w:val="26"/>
+          <w:szCs w:val="26"/>
+        </w:rPr>
+      </w:pPr>
+      <w:r>
+        <w:rPr>
+          <w:sz w:val="26"/>
+          <w:szCs w:val="26"/>
+        </w:rPr>
+        <w:t>Rendezőként tudod a zenéket is rendezni, sorrendbe rakni, hogy milyen sorrendben játszódjanak le, hozzáadni vagy kivenni is tudsz a lejátszási listáról.</w:t>
+      </w:r>
+    </w:p>
+    <w:p>
+      <w:pPr>
+        <w:pStyle w:val="Default"/>
+        <w:numPr>
+          <w:ilvl w:val="0"/>
+          <w:numId w:val="4"/>
+        </w:numPr>
+        <w:tabs>
+          <w:tab w:val="left" w:pos="560"/>
+          <w:tab w:val="left" w:pos="1120"/>
+          <w:tab w:val="left" w:pos="1680"/>
+          <w:tab w:val="left" w:pos="2240"/>
+          <w:tab w:val="left" w:pos="2800"/>
+          <w:tab w:val="left" w:pos="3360"/>
+          <w:tab w:val="left" w:pos="3920"/>
+          <w:tab w:val="left" w:pos="4480"/>
+          <w:tab w:val="left" w:pos="5040"/>
+          <w:tab w:val="left" w:pos="5600"/>
+          <w:tab w:val="left" w:pos="6160"/>
+          <w:tab w:val="left" w:pos="6720"/>
+          <w:tab w:val="left" w:pos="7280"/>
+          <w:tab w:val="left" w:pos="7840"/>
+          <w:tab w:val="left" w:pos="8400"/>
+          <w:tab w:val="left" w:pos="8960"/>
+          <w:tab w:val="left" w:pos="9520"/>
+        </w:tabs>
+        <w:suppressAutoHyphens/>
+        <w:spacing w:before="0" w:line="240" w:lineRule="auto"/>
+        <w:rPr>
+          <w:sz w:val="26"/>
+          <w:szCs w:val="26"/>
+        </w:rPr>
+      </w:pPr>
+      <w:r>
+        <w:rPr>
+          <w:sz w:val="26"/>
+          <w:szCs w:val="26"/>
+        </w:rPr>
+        <w:t>Persze ki is tudsz jelentkezni ha már nem szeretnél az oldalon maradni.</w:t>
+      </w:r>
+    </w:p>
+    <w:p>
+      <w:pPr>
+        <w:pStyle w:val="Default"/>
+        <w:tabs>
+          <w:tab w:val="left" w:pos="560"/>
+          <w:tab w:val="left" w:pos="1120"/>
+          <w:tab w:val="left" w:pos="1680"/>
+          <w:tab w:val="left" w:pos="2240"/>
+          <w:tab w:val="left" w:pos="2800"/>
+          <w:tab w:val="left" w:pos="3360"/>
+          <w:tab w:val="left" w:pos="3920"/>
+          <w:tab w:val="left" w:pos="4480"/>
+          <w:tab w:val="left" w:pos="5040"/>
+          <w:tab w:val="left" w:pos="5600"/>
+          <w:tab w:val="left" w:pos="6160"/>
+          <w:tab w:val="left" w:pos="6720"/>
+          <w:tab w:val="left" w:pos="7280"/>
+          <w:tab w:val="left" w:pos="7840"/>
+          <w:tab w:val="left" w:pos="8400"/>
+          <w:tab w:val="left" w:pos="8960"/>
+          <w:tab w:val="left" w:pos="9520"/>
+        </w:tabs>
+        <w:suppressAutoHyphens/>
+        <w:spacing w:before="0" w:line="240" w:lineRule="auto"/>
+        <w:rPr>
+          <w:sz w:val="26"/>
+          <w:szCs w:val="26"/>
+        </w:rPr>
+      </w:pPr>
+    </w:p>
+    <w:p>
+      <w:pPr>
+        <w:pStyle w:val="Default"/>
+        <w:tabs>
+          <w:tab w:val="left" w:pos="560"/>
+          <w:tab w:val="left" w:pos="1120"/>
+          <w:tab w:val="left" w:pos="1680"/>
+          <w:tab w:val="left" w:pos="2240"/>
+          <w:tab w:val="left" w:pos="2800"/>
+          <w:tab w:val="left" w:pos="3360"/>
+          <w:tab w:val="left" w:pos="3920"/>
+          <w:tab w:val="left" w:pos="4480"/>
+          <w:tab w:val="left" w:pos="5040"/>
+          <w:tab w:val="left" w:pos="5600"/>
+          <w:tab w:val="left" w:pos="6160"/>
+          <w:tab w:val="left" w:pos="6720"/>
+          <w:tab w:val="left" w:pos="7280"/>
+          <w:tab w:val="left" w:pos="7840"/>
+          <w:tab w:val="left" w:pos="8400"/>
+          <w:tab w:val="left" w:pos="8960"/>
+          <w:tab w:val="left" w:pos="9520"/>
+        </w:tabs>
+        <w:suppressAutoHyphens/>
+        <w:spacing w:before="0" w:line="240" w:lineRule="auto"/>
+        <w:rPr>
+          <w:sz w:val="26"/>
+          <w:szCs w:val="26"/>
+        </w:rPr>
+      </w:pPr>
+      <w:proofErr w:type="spellStart"/>
+      <w:r>
+        <w:rPr>
+          <w:i/>
+          <w:iCs/>
+          <w:sz w:val="26"/>
+          <w:szCs w:val="26"/>
+          <w:u w:val="single"/>
         </w:rPr>
         <w:t>Admin</w:t>
       </w:r>
-      <w:r>
-        <w:rPr>
-          <w:rFonts w:ascii="Times New Roman" w:hAnsi="Times New Roman" w:cs="Times New Roman"/>
-          <w:sz w:val="40"/>
-        </w:rPr>
-        <w:t>isztrátor</w:t>
-      </w:r>
-      <w:bookmarkStart w:id="0" w:name="_GoBack"/>
-      <w:bookmarkEnd w:id="0"/>
-      <w:r>
-        <w:rPr>
-          <w:rFonts w:ascii="Times New Roman" w:hAnsi="Times New Roman" w:cs="Times New Roman"/>
-          <w:sz w:val="40"/>
-        </w:rPr>
-        <w:t xml:space="preserve"> (</w:t>
+      <w:proofErr w:type="spellEnd"/>
+      <w:r>
+        <w:rPr>
+          <w:i/>
+          <w:iCs/>
+          <w:sz w:val="26"/>
+          <w:szCs w:val="26"/>
+          <w:u w:val="single"/>
+        </w:rPr>
+        <w:t xml:space="preserve"> felület</w:t>
+      </w:r>
+      <w:r>
+        <w:rPr>
+          <w:sz w:val="26"/>
+          <w:szCs w:val="26"/>
+        </w:rPr>
+        <w:t xml:space="preserve">: </w:t>
+      </w:r>
+    </w:p>
+    <w:p>
+      <w:pPr>
+        <w:pStyle w:val="Default"/>
+        <w:numPr>
+          <w:ilvl w:val="0"/>
+          <w:numId w:val="5"/>
+        </w:numPr>
+        <w:tabs>
+          <w:tab w:val="left" w:pos="560"/>
+          <w:tab w:val="left" w:pos="1120"/>
+          <w:tab w:val="left" w:pos="1680"/>
+          <w:tab w:val="left" w:pos="2240"/>
+          <w:tab w:val="left" w:pos="2800"/>
+          <w:tab w:val="left" w:pos="3360"/>
+          <w:tab w:val="left" w:pos="3920"/>
+          <w:tab w:val="left" w:pos="4480"/>
+          <w:tab w:val="left" w:pos="5040"/>
+          <w:tab w:val="left" w:pos="5600"/>
+          <w:tab w:val="left" w:pos="6160"/>
+          <w:tab w:val="left" w:pos="6720"/>
+          <w:tab w:val="left" w:pos="7280"/>
+          <w:tab w:val="left" w:pos="7840"/>
+          <w:tab w:val="left" w:pos="8400"/>
+          <w:tab w:val="left" w:pos="8960"/>
+          <w:tab w:val="left" w:pos="9520"/>
+        </w:tabs>
+        <w:suppressAutoHyphens/>
+        <w:spacing w:before="0" w:line="240" w:lineRule="auto"/>
+        <w:rPr>
+          <w:sz w:val="26"/>
+          <w:szCs w:val="26"/>
+        </w:rPr>
+      </w:pPr>
+      <w:r>
+        <w:rPr>
+          <w:sz w:val="26"/>
+          <w:szCs w:val="26"/>
+        </w:rPr>
+        <w:t xml:space="preserve">Ha </w:t>
       </w:r>
       <w:proofErr w:type="spellStart"/>
       <w:r>
         <w:rPr>
-          <w:rFonts w:ascii="Times New Roman" w:hAnsi="Times New Roman" w:cs="Times New Roman"/>
-          <w:sz w:val="40"/>
+          <w:sz w:val="26"/>
+          <w:szCs w:val="26"/>
         </w:rPr>
         <w:t>admin</w:t>
       </w:r>
       <w:proofErr w:type="spellEnd"/>
       <w:r>
         <w:rPr>
-          <w:rFonts w:ascii="Times New Roman" w:hAnsi="Times New Roman" w:cs="Times New Roman"/>
-          <w:sz w:val="40"/>
-        </w:rPr>
-        <w:t>)</w:t>
+          <w:sz w:val="26"/>
+          <w:szCs w:val="26"/>
+        </w:rPr>
+        <w:t xml:space="preserve"> vagy akkor a te feladatod, a regisztráló felhasználók ellenőrzése. El tudod fogadni vagy el tudod utasítani a regisztrációs kérelmeiket, vagy simán ki tudsz jelentkezni.</w:t>
+      </w:r>
+    </w:p>
+    <w:p>
+      <w:pPr>
+        <w:pStyle w:val="Default"/>
+        <w:tabs>
+          <w:tab w:val="left" w:pos="560"/>
+          <w:tab w:val="left" w:pos="1120"/>
+          <w:tab w:val="left" w:pos="1680"/>
+          <w:tab w:val="left" w:pos="2240"/>
+          <w:tab w:val="left" w:pos="2800"/>
+          <w:tab w:val="left" w:pos="3360"/>
+          <w:tab w:val="left" w:pos="3920"/>
+          <w:tab w:val="left" w:pos="4480"/>
+          <w:tab w:val="left" w:pos="5040"/>
+          <w:tab w:val="left" w:pos="5600"/>
+          <w:tab w:val="left" w:pos="6160"/>
+          <w:tab w:val="left" w:pos="6720"/>
+          <w:tab w:val="left" w:pos="7280"/>
+          <w:tab w:val="left" w:pos="7840"/>
+          <w:tab w:val="left" w:pos="8400"/>
+          <w:tab w:val="left" w:pos="8960"/>
+          <w:tab w:val="left" w:pos="9520"/>
+        </w:tabs>
+        <w:suppressAutoHyphens/>
+        <w:spacing w:before="0" w:line="240" w:lineRule="auto"/>
+        <w:rPr>
+          <w:sz w:val="26"/>
+          <w:szCs w:val="26"/>
+        </w:rPr>
+      </w:pPr>
+    </w:p>
+    <w:p>
+      <w:pPr>
+        <w:pStyle w:val="Default"/>
+        <w:numPr>
+          <w:ilvl w:val="0"/>
+          <w:numId w:val="2"/>
+        </w:numPr>
+        <w:tabs>
+          <w:tab w:val="left" w:pos="560"/>
+        </w:tabs>
+        <w:suppressAutoHyphens/>
+        <w:spacing w:before="0" w:line="240" w:lineRule="auto"/>
+        <w:rPr>
+          <w:b/>
+          <w:bCs/>
+          <w:sz w:val="26"/>
+          <w:szCs w:val="26"/>
+          <w:u w:val="single"/>
+        </w:rPr>
+      </w:pPr>
+      <w:r>
+        <w:rPr>
+          <w:b/>
+          <w:bCs/>
+          <w:sz w:val="26"/>
+          <w:szCs w:val="26"/>
+          <w:u w:val="single"/>
+        </w:rPr>
+        <w:t>Lábjegyzet</w:t>
+      </w:r>
+      <w:r>
+        <w:rPr>
+          <w:sz w:val="26"/>
+          <w:szCs w:val="26"/>
+        </w:rPr>
+        <w:t xml:space="preserve">: </w:t>
+      </w:r>
+    </w:p>
+    <w:p>
+      <w:pPr>
+        <w:pStyle w:val="Default"/>
+        <w:tabs>
+          <w:tab w:val="left" w:pos="560"/>
+          <w:tab w:val="left" w:pos="1120"/>
+          <w:tab w:val="left" w:pos="1680"/>
+          <w:tab w:val="left" w:pos="2240"/>
+          <w:tab w:val="left" w:pos="2800"/>
+          <w:tab w:val="left" w:pos="3360"/>
+          <w:tab w:val="left" w:pos="3920"/>
+          <w:tab w:val="left" w:pos="4480"/>
+          <w:tab w:val="left" w:pos="5040"/>
+          <w:tab w:val="left" w:pos="5600"/>
+          <w:tab w:val="left" w:pos="6160"/>
+          <w:tab w:val="left" w:pos="6720"/>
+          <w:tab w:val="left" w:pos="7280"/>
+          <w:tab w:val="left" w:pos="7840"/>
+          <w:tab w:val="left" w:pos="8400"/>
+          <w:tab w:val="left" w:pos="8960"/>
+          <w:tab w:val="left" w:pos="9520"/>
+        </w:tabs>
+        <w:suppressAutoHyphens/>
+        <w:spacing w:before="0" w:line="240" w:lineRule="auto"/>
+      </w:pPr>
+      <w:r>
+        <w:rPr>
+          <w:sz w:val="26"/>
+          <w:szCs w:val="26"/>
+        </w:rPr>
+        <w:t xml:space="preserve">Fontos része még az oldalnak, hogy a láblécben található, az impresszum, a szabályzat amit minden felhasználónak kell követnie jogkörtől függetlenül, az oldal működésével kapcsolatos infók és az oldal felépítésével kapcsolatos információk.   </w:t>
       </w:r>
     </w:p>
     <w:sectPr>
+      <w:headerReference w:type="default" r:id="rId7"/>
+      <w:footerReference w:type="default" r:id="rId8"/>
       <w:pgSz w:w="11906" w:h="16838"/>
-      <w:pgMar w:top="1417" w:right="1417" w:bottom="1417" w:left="1417" w:header="708" w:footer="708" w:gutter="0"/>
+      <w:pgMar w:top="1134" w:right="1134" w:bottom="1134" w:left="1134" w:header="709" w:footer="850" w:gutter="0"/>
       <w:cols w:space="708"/>
-      <w:docGrid w:linePitch="360"/>
     </w:sectPr>
   </w:body>
 </w:document>
 </file>
 
+<file path=word/endnotes.xml><?xml version="1.0" encoding="utf-8"?>
+<w:endnotes xmlns:wpc="http://schemas.microsoft.com/office/word/2010/wordprocessingCanvas" xmlns:cx="http://schemas.microsoft.com/office/drawing/2014/chartex" xmlns:cx1="http://schemas.microsoft.com/office/drawing/2015/9/8/chartex" xmlns:cx2="http://schemas.microsoft.com/office/drawing/2015/10/21/chartex" xmlns:cx3="http://schemas.microsoft.com/office/drawing/2016/5/9/chartex" xmlns:cx4="http://schemas.microsoft.com/office/drawing/2016/5/10/chartex" xmlns:cx5="http://schemas.microsoft.com/office/drawing/2016/5/11/chartex" xmlns:cx6="http://schemas.microsoft.com/office/drawing/2016/5/12/chartex" xmlns:cx7="http://schemas.microsoft.com/office/drawing/2016/5/13/chartex" xmlns:cx8="http://schemas.microsoft.com/office/drawing/2016/5/14/chartex" xmlns:mc="http://schemas.openxmlformats.org/markup-compatibility/2006" xmlns:aink="http://schemas.microsoft.com/office/drawing/2016/ink" xmlns:am3d="http://schemas.microsoft.com/office/drawing/2017/model3d" xmlns:o="urn:schemas-microsoft-com:office:office" xmlns:oel="http://schemas.microsoft.com/office/2019/extlst" xmlns:r="http://schemas.openxmlformats.org/officeDocument/2006/relationships" xmlns:m="http://schemas.openxmlformats.org/officeDocument/2006/math" xmlns:v="urn:schemas-microsoft-com:vml" xmlns:wp14="http://schemas.microsoft.com/office/word/2010/wordprocessingDrawing" xmlns:wp="http://schemas.openxmlformats.org/drawingml/2006/wordprocessingDrawing" xmlns:w10="urn:schemas-microsoft-com:office:word" xmlns:w="http://schemas.openxmlformats.org/wordprocessingml/2006/main" xmlns:w14="http://schemas.microsoft.com/office/word/2010/wordml" xmlns:w15="http://schemas.microsoft.com/office/word/2012/wordml" xmlns:w16cex="http://schemas.microsoft.com/office/word/2018/wordml/cex" xmlns:w16cid="http://schemas.microsoft.com/office/word/2016/wordml/cid" xmlns:w16="http://schemas.microsoft.com/office/word/2018/wordml" xmlns:w16du="http://schemas.microsoft.com/office/word/2023/wordml/word16du" xmlns:w16sdtdh="http://schemas.microsoft.com/office/word/2020/wordml/sdtdatahash" xmlns:w16sdtfl="http://schemas.microsoft.com/office/word/2024/wordml/sdtformatlock" xmlns:w16se="http://schemas.microsoft.com/office/word/2015/wordml/symex" xmlns:wpg="http://schemas.microsoft.com/office/word/2010/wordprocessingGroup" xmlns:wpi="http://schemas.microsoft.com/office/word/2010/wordprocessingInk" xmlns:wne="http://schemas.microsoft.com/office/word/2006/wordml" xmlns:wps="http://schemas.microsoft.com/office/word/2010/wordprocessingShape" mc:Ignorable="w14 w15 w16se w16cid w16 w16cex w16sdtdh w16sdtfl w16du wp14">
+  <w:endnote w:type="separator" w:id="-1">
+    <w:p>
+      <w:r>
+        <w:separator/>
+      </w:r>
+    </w:p>
+  </w:endnote>
+  <w:endnote w:type="continuationSeparator" w:id="0">
+    <w:p>
+      <w:r>
+        <w:continuationSeparator/>
+      </w:r>
+    </w:p>
+  </w:endnote>
+</w:endnotes>
+</file>
+
+<file path=word/footer1.xml><?xml version="1.0" encoding="utf-8"?>
+<w:ftr xmlns:wpc="http://schemas.microsoft.com/office/word/2010/wordprocessingCanvas" xmlns:cx="http://schemas.microsoft.com/office/drawing/2014/chartex" xmlns:cx1="http://schemas.microsoft.com/office/drawing/2015/9/8/chartex" xmlns:cx2="http://schemas.microsoft.com/office/drawing/2015/10/21/chartex" xmlns:cx3="http://schemas.microsoft.com/office/drawing/2016/5/9/chartex" xmlns:cx4="http://schemas.microsoft.com/office/drawing/2016/5/10/chartex" xmlns:cx5="http://schemas.microsoft.com/office/drawing/2016/5/11/chartex" xmlns:cx6="http://schemas.microsoft.com/office/drawing/2016/5/12/chartex" xmlns:cx7="http://schemas.microsoft.com/office/drawing/2016/5/13/chartex" xmlns:cx8="http://schemas.microsoft.com/office/drawing/2016/5/14/chartex" xmlns:mc="http://schemas.openxmlformats.org/markup-compatibility/2006" xmlns:aink="http://schemas.microsoft.com/office/drawing/2016/ink" xmlns:am3d="http://schemas.microsoft.com/office/drawing/2017/model3d" xmlns:o="urn:schemas-microsoft-com:office:office" xmlns:oel="http://schemas.microsoft.com/office/2019/extlst" xmlns:r="http://schemas.openxmlformats.org/officeDocument/2006/relationships" xmlns:m="http://schemas.openxmlformats.org/officeDocument/2006/math" xmlns:v="urn:schemas-microsoft-com:vml" xmlns:wp14="http://schemas.microsoft.com/office/word/2010/wordprocessingDrawing" xmlns:wp="http://schemas.openxmlformats.org/drawingml/2006/wordprocessingDrawing" xmlns:w10="urn:schemas-microsoft-com:office:word" xmlns:w="http://schemas.openxmlformats.org/wordprocessingml/2006/main" xmlns:w14="http://schemas.microsoft.com/office/word/2010/wordml" xmlns:w15="http://schemas.microsoft.com/office/word/2012/wordml" xmlns:w16cex="http://schemas.microsoft.com/office/word/2018/wordml/cex" xmlns:w16cid="http://schemas.microsoft.com/office/word/2016/wordml/cid" xmlns:w16="http://schemas.microsoft.com/office/word/2018/wordml" xmlns:w16du="http://schemas.microsoft.com/office/word/2023/wordml/word16du" xmlns:w16sdtdh="http://schemas.microsoft.com/office/word/2020/wordml/sdtdatahash" xmlns:w16sdtfl="http://schemas.microsoft.com/office/word/2024/wordml/sdtformatlock" xmlns:w16se="http://schemas.microsoft.com/office/word/2015/wordml/symex" xmlns:wpg="http://schemas.microsoft.com/office/word/2010/wordprocessingGroup" xmlns:wpi="http://schemas.microsoft.com/office/word/2010/wordprocessingInk" xmlns:wne="http://schemas.microsoft.com/office/word/2006/wordml" xmlns:wps="http://schemas.microsoft.com/office/word/2010/wordprocessingShape" mc:Ignorable="w14 w15 w16se w16cid w16 w16cex w16sdtdh w16sdtfl w16du wp14">
+  <w:p/>
+</w:ftr>
+</file>
+
+<file path=word/footnotes.xml><?xml version="1.0" encoding="utf-8"?>
+<w:footnotes xmlns:wpc="http://schemas.microsoft.com/office/word/2010/wordprocessingCanvas" xmlns:cx="http://schemas.microsoft.com/office/drawing/2014/chartex" xmlns:cx1="http://schemas.microsoft.com/office/drawing/2015/9/8/chartex" xmlns:cx2="http://schemas.microsoft.com/office/drawing/2015/10/21/chartex" xmlns:cx3="http://schemas.microsoft.com/office/drawing/2016/5/9/chartex" xmlns:cx4="http://schemas.microsoft.com/office/drawing/2016/5/10/chartex" xmlns:cx5="http://schemas.microsoft.com/office/drawing/2016/5/11/chartex" xmlns:cx6="http://schemas.microsoft.com/office/drawing/2016/5/12/chartex" xmlns:cx7="http://schemas.microsoft.com/office/drawing/2016/5/13/chartex" xmlns:cx8="http://schemas.microsoft.com/office/drawing/2016/5/14/chartex" xmlns:mc="http://schemas.openxmlformats.org/markup-compatibility/2006" xmlns:aink="http://schemas.microsoft.com/office/drawing/2016/ink" xmlns:am3d="http://schemas.microsoft.com/office/drawing/2017/model3d" xmlns:o="urn:schemas-microsoft-com:office:office" xmlns:oel="http://schemas.microsoft.com/office/2019/extlst" xmlns:r="http://schemas.openxmlformats.org/officeDocument/2006/relationships" xmlns:m="http://schemas.openxmlformats.org/officeDocument/2006/math" xmlns:v="urn:schemas-microsoft-com:vml" xmlns:wp14="http://schemas.microsoft.com/office/word/2010/wordprocessingDrawing" xmlns:wp="http://schemas.openxmlformats.org/drawingml/2006/wordprocessingDrawing" xmlns:w10="urn:schemas-microsoft-com:office:word" xmlns:w="http://schemas.openxmlformats.org/wordprocessingml/2006/main" xmlns:w14="http://schemas.microsoft.com/office/word/2010/wordml" xmlns:w15="http://schemas.microsoft.com/office/word/2012/wordml" xmlns:w16cex="http://schemas.microsoft.com/office/word/2018/wordml/cex" xmlns:w16cid="http://schemas.microsoft.com/office/word/2016/wordml/cid" xmlns:w16="http://schemas.microsoft.com/office/word/2018/wordml" xmlns:w16du="http://schemas.microsoft.com/office/word/2023/wordml/word16du" xmlns:w16sdtdh="http://schemas.microsoft.com/office/word/2020/wordml/sdtdatahash" xmlns:w16sdtfl="http://schemas.microsoft.com/office/word/2024/wordml/sdtformatlock" xmlns:w16se="http://schemas.microsoft.com/office/word/2015/wordml/symex" xmlns:wpg="http://schemas.microsoft.com/office/word/2010/wordprocessingGroup" xmlns:wpi="http://schemas.microsoft.com/office/word/2010/wordprocessingInk" xmlns:wne="http://schemas.microsoft.com/office/word/2006/wordml" xmlns:wps="http://schemas.microsoft.com/office/word/2010/wordprocessingShape" mc:Ignorable="w14 w15 w16se w16cid w16 w16cex w16sdtdh w16sdtfl w16du wp14">
+  <w:footnote w:type="separator" w:id="-1">
+    <w:p>
+      <w:r>
+        <w:separator/>
+      </w:r>
+    </w:p>
+  </w:footnote>
+  <w:footnote w:type="continuationSeparator" w:id="0">
+    <w:p>
+      <w:r>
+        <w:continuationSeparator/>
+      </w:r>
+    </w:p>
+  </w:footnote>
+</w:footnotes>
+</file>
+
+<file path=word/header1.xml><?xml version="1.0" encoding="utf-8"?>
+<w:hdr xmlns:wpc="http://schemas.microsoft.com/office/word/2010/wordprocessingCanvas" xmlns:cx="http://schemas.microsoft.com/office/drawing/2014/chartex" xmlns:cx1="http://schemas.microsoft.com/office/drawing/2015/9/8/chartex" xmlns:cx2="http://schemas.microsoft.com/office/drawing/2015/10/21/chartex" xmlns:cx3="http://schemas.microsoft.com/office/drawing/2016/5/9/chartex" xmlns:cx4="http://schemas.microsoft.com/office/drawing/2016/5/10/chartex" xmlns:cx5="http://schemas.microsoft.com/office/drawing/2016/5/11/chartex" xmlns:cx6="http://schemas.microsoft.com/office/drawing/2016/5/12/chartex" xmlns:cx7="http://schemas.microsoft.com/office/drawing/2016/5/13/chartex" xmlns:cx8="http://schemas.microsoft.com/office/drawing/2016/5/14/chartex" xmlns:mc="http://schemas.openxmlformats.org/markup-compatibility/2006" xmlns:aink="http://schemas.microsoft.com/office/drawing/2016/ink" xmlns:am3d="http://schemas.microsoft.com/office/drawing/2017/model3d" xmlns:o="urn:schemas-microsoft-com:office:office" xmlns:oel="http://schemas.microsoft.com/office/2019/extlst" xmlns:r="http://schemas.openxmlformats.org/officeDocument/2006/relationships" xmlns:m="http://schemas.openxmlformats.org/officeDocument/2006/math" xmlns:v="urn:schemas-microsoft-com:vml" xmlns:wp14="http://schemas.microsoft.com/office/word/2010/wordprocessingDrawing" xmlns:wp="http://schemas.openxmlformats.org/drawingml/2006/wordprocessingDrawing" xmlns:w10="urn:schemas-microsoft-com:office:word" xmlns:w="http://schemas.openxmlformats.org/wordprocessingml/2006/main" xmlns:w14="http://schemas.microsoft.com/office/word/2010/wordml" xmlns:w15="http://schemas.microsoft.com/office/word/2012/wordml" xmlns:w16cex="http://schemas.microsoft.com/office/word/2018/wordml/cex" xmlns:w16cid="http://schemas.microsoft.com/office/word/2016/wordml/cid" xmlns:w16="http://schemas.microsoft.com/office/word/2018/wordml" xmlns:w16du="http://schemas.microsoft.com/office/word/2023/wordml/word16du" xmlns:w16sdtdh="http://schemas.microsoft.com/office/word/2020/wordml/sdtdatahash" xmlns:w16sdtfl="http://schemas.microsoft.com/office/word/2024/wordml/sdtformatlock" xmlns:w16se="http://schemas.microsoft.com/office/word/2015/wordml/symex" xmlns:wpg="http://schemas.microsoft.com/office/word/2010/wordprocessingGroup" xmlns:wpi="http://schemas.microsoft.com/office/word/2010/wordprocessingInk" xmlns:wne="http://schemas.microsoft.com/office/word/2006/wordml" xmlns:wps="http://schemas.microsoft.com/office/word/2010/wordprocessingShape" mc:Ignorable="w14 w15 w16se w16cid w16 w16cex w16sdtdh w16sdtfl w16du wp14">
+  <w:p/>
+</w:hdr>
+</file>
+
 <file path=word/numbering.xml><?xml version="1.0" encoding="utf-8"?>
-<w:numbering xmlns:wpc="http://schemas.microsoft.com/office/word/2010/wordprocessingCanvas" xmlns:cx="http://schemas.microsoft.com/office/drawing/2014/chartex" xmlns:cx1="http://schemas.microsoft.com/office/drawing/2015/9/8/chartex" xmlns:cx2="http://schemas.microsoft.com/office/drawing/2015/10/21/chartex" xmlns:cx3="http://schemas.microsoft.com/office/drawing/2016/5/9/chartex" xmlns:cx4="http://schemas.microsoft.com/office/drawing/2016/5/10/chartex" xmlns:cx5="http://schemas.microsoft.com/office/drawing/2016/5/11/chartex" xmlns:cx6="http://schemas.microsoft.com/office/drawing/2016/5/12/chartex" xmlns:cx7="http://schemas.microsoft.com/office/drawing/2016/5/13/chartex" xmlns:cx8="http://schemas.microsoft.com/office/drawing/2016/5/14/chartex" xmlns:mc="http://schemas.openxmlformats.org/markup-compatibility/2006" xmlns:aink="http://schemas.microsoft.com/office/drawing/2016/ink" xmlns:am3d="http://schemas.microsoft.com/office/drawing/2017/model3d" xmlns:o="urn:schemas-microsoft-com:office:office" xmlns:r="http://schemas.openxmlformats.org/officeDocument/2006/relationships" xmlns:m="http://schemas.openxmlformats.org/officeDocument/2006/math" xmlns:v="urn:schemas-microsoft-com:vml" xmlns:wp14="http://schemas.microsoft.com/office/word/2010/wordprocessingDrawing" xmlns:wp="http://schemas.openxmlformats.org/drawingml/2006/wordprocessingDrawing" xmlns:w10="urn:schemas-microsoft-com:office:word" xmlns:w="http://schemas.openxmlformats.org/wordprocessingml/2006/main" xmlns:w14="http://schemas.microsoft.com/office/word/2010/wordml" xmlns:w15="http://schemas.microsoft.com/office/word/2012/wordml" xmlns:w16cid="http://schemas.microsoft.com/office/word/2016/wordml/cid" xmlns:w16se="http://schemas.microsoft.com/office/word/2015/wordml/symex" xmlns:wpg="http://schemas.microsoft.com/office/word/2010/wordprocessingGroup" xmlns:wpi="http://schemas.microsoft.com/office/word/2010/wordprocessingInk" xmlns:wne="http://schemas.microsoft.com/office/word/2006/wordml" xmlns:wps="http://schemas.microsoft.com/office/word/2010/wordprocessingShape" mc:Ignorable="w14 w15 w16se w16cid wp14">
+<w:numbering xmlns:wpc="http://schemas.microsoft.com/office/word/2010/wordprocessingCanvas" xmlns:cx="http://schemas.microsoft.com/office/drawing/2014/chartex" xmlns:cx1="http://schemas.microsoft.com/office/drawing/2015/9/8/chartex" xmlns:cx2="http://schemas.microsoft.com/office/drawing/2015/10/21/chartex" xmlns:cx3="http://schemas.microsoft.com/office/drawing/2016/5/9/chartex" xmlns:cx4="http://schemas.microsoft.com/office/drawing/2016/5/10/chartex" xmlns:cx5="http://schemas.microsoft.com/office/drawing/2016/5/11/chartex" xmlns:cx6="http://schemas.microsoft.com/office/drawing/2016/5/12/chartex" xmlns:cx7="http://schemas.microsoft.com/office/drawing/2016/5/13/chartex" xmlns:cx8="http://schemas.microsoft.com/office/drawing/2016/5/14/chartex" xmlns:mc="http://schemas.openxmlformats.org/markup-compatibility/2006" xmlns:aink="http://schemas.microsoft.com/office/drawing/2016/ink" xmlns:am3d="http://schemas.microsoft.com/office/drawing/2017/model3d" xmlns:o="urn:schemas-microsoft-com:office:office" xmlns:oel="http://schemas.microsoft.com/office/2019/extlst" xmlns:r="http://schemas.openxmlformats.org/officeDocument/2006/relationships" xmlns:m="http://schemas.openxmlformats.org/officeDocument/2006/math" xmlns:v="urn:schemas-microsoft-com:vml" xmlns:wp14="http://schemas.microsoft.com/office/word/2010/wordprocessingDrawing" xmlns:wp="http://schemas.openxmlformats.org/drawingml/2006/wordprocessingDrawing" xmlns:w10="urn:schemas-microsoft-com:office:word" xmlns:w="http://schemas.openxmlformats.org/wordprocessingml/2006/main" xmlns:w14="http://schemas.microsoft.com/office/word/2010/wordml" xmlns:w15="http://schemas.microsoft.com/office/word/2012/wordml" xmlns:w16cex="http://schemas.microsoft.com/office/word/2018/wordml/cex" xmlns:w16cid="http://schemas.microsoft.com/office/word/2016/wordml/cid" xmlns:w16="http://schemas.microsoft.com/office/word/2018/wordml" xmlns:w16du="http://schemas.microsoft.com/office/word/2023/wordml/word16du" xmlns:w16sdtdh="http://schemas.microsoft.com/office/word/2020/wordml/sdtdatahash" xmlns:w16sdtfl="http://schemas.microsoft.com/office/word/2024/wordml/sdtformatlock" xmlns:w16se="http://schemas.microsoft.com/office/word/2015/wordml/symex" xmlns:wpg="http://schemas.microsoft.com/office/word/2010/wordprocessingGroup" xmlns:wpi="http://schemas.microsoft.com/office/word/2010/wordprocessingInk" xmlns:wne="http://schemas.microsoft.com/office/word/2006/wordml" xmlns:wps="http://schemas.microsoft.com/office/word/2010/wordprocessingShape" mc:Ignorable="w14 w15 w16se w16cid w16 w16cex w16sdtdh w16sdtfl w16du wp14">
   <w:abstractNum w:abstractNumId="0" w15:restartNumberingAfterBreak="0">
-    <w:nsid w:val="68682BF0"/>
+    <w:nsid w:val="1B164922"/>
     <w:multiLevelType w:val="hybridMultilevel"/>
-    <w:tmpl w:val="8A6828CA"/>
+    <w:tmpl w:val="E32A4CD4"/>
+    <w:styleLink w:val="Numbered"/>
+    <w:lvl w:ilvl="0" w:tplc="F490F878">
+      <w:start w:val="1"/>
+      <w:numFmt w:val="decimal"/>
+      <w:lvlText w:val="%1."/>
+      <w:lvlJc w:val="left"/>
+      <w:pPr>
+        <w:tabs>
+          <w:tab w:val="left" w:pos="1120"/>
+          <w:tab w:val="left" w:pos="1680"/>
+          <w:tab w:val="left" w:pos="2240"/>
+          <w:tab w:val="left" w:pos="2800"/>
+          <w:tab w:val="left" w:pos="3360"/>
+          <w:tab w:val="left" w:pos="3920"/>
+          <w:tab w:val="left" w:pos="4480"/>
+          <w:tab w:val="left" w:pos="5040"/>
+          <w:tab w:val="left" w:pos="5600"/>
+          <w:tab w:val="left" w:pos="6160"/>
+          <w:tab w:val="left" w:pos="6720"/>
+          <w:tab w:val="left" w:pos="7280"/>
+          <w:tab w:val="left" w:pos="7840"/>
+          <w:tab w:val="left" w:pos="8400"/>
+          <w:tab w:val="left" w:pos="8960"/>
+          <w:tab w:val="left" w:pos="9520"/>
+        </w:tabs>
+        <w:ind w:left="560" w:hanging="560"/>
+      </w:pPr>
+      <w:rPr>
+        <w:rFonts w:ascii="Helvetica Neue" w:eastAsia="Helvetica Neue" w:hAnsi="Helvetica Neue" w:cs="Helvetica Neue"/>
+        <w:b w:val="0"/>
+        <w:bCs w:val="0"/>
+        <w:i w:val="0"/>
+        <w:iCs w:val="0"/>
+        <w:caps w:val="0"/>
+        <w:smallCaps w:val="0"/>
+        <w:strike w:val="0"/>
+        <w:dstrike w:val="0"/>
+        <w:outline w:val="0"/>
+        <w:emboss w:val="0"/>
+        <w:imprint w:val="0"/>
+        <w:spacing w:val="0"/>
+        <w:w w:val="100"/>
+        <w:kern w:val="0"/>
+        <w:position w:val="0"/>
+        <w:highlight w:val="none"/>
+        <w:vertAlign w:val="baseline"/>
+      </w:rPr>
+    </w:lvl>
+    <w:lvl w:ilvl="1" w:tplc="A02A12DA">
+      <w:start w:val="1"/>
+      <w:numFmt w:val="decimal"/>
+      <w:lvlText w:val="%2."/>
+      <w:lvlJc w:val="left"/>
+      <w:pPr>
+        <w:tabs>
+          <w:tab w:val="left" w:pos="1120"/>
+          <w:tab w:val="left" w:pos="1680"/>
+          <w:tab w:val="left" w:pos="2240"/>
+          <w:tab w:val="left" w:pos="2800"/>
+          <w:tab w:val="left" w:pos="3360"/>
+          <w:tab w:val="left" w:pos="3920"/>
+          <w:tab w:val="left" w:pos="4480"/>
+          <w:tab w:val="left" w:pos="5040"/>
+          <w:tab w:val="left" w:pos="5600"/>
+          <w:tab w:val="left" w:pos="6160"/>
+          <w:tab w:val="left" w:pos="6720"/>
+          <w:tab w:val="left" w:pos="7280"/>
+          <w:tab w:val="left" w:pos="7840"/>
+          <w:tab w:val="left" w:pos="8400"/>
+          <w:tab w:val="left" w:pos="8960"/>
+          <w:tab w:val="left" w:pos="9520"/>
+        </w:tabs>
+        <w:ind w:left="740" w:hanging="560"/>
+      </w:pPr>
+      <w:rPr>
+        <w:rFonts w:ascii="Helvetica Neue" w:eastAsia="Helvetica Neue" w:hAnsi="Helvetica Neue" w:cs="Helvetica Neue"/>
+        <w:b w:val="0"/>
+        <w:bCs w:val="0"/>
+        <w:i w:val="0"/>
+        <w:iCs w:val="0"/>
+        <w:caps w:val="0"/>
+        <w:smallCaps w:val="0"/>
+        <w:strike w:val="0"/>
+        <w:dstrike w:val="0"/>
+        <w:outline w:val="0"/>
+        <w:emboss w:val="0"/>
+        <w:imprint w:val="0"/>
+        <w:spacing w:val="0"/>
+        <w:w w:val="100"/>
+        <w:kern w:val="0"/>
+        <w:position w:val="0"/>
+        <w:highlight w:val="none"/>
+        <w:vertAlign w:val="baseline"/>
+      </w:rPr>
+    </w:lvl>
+    <w:lvl w:ilvl="2" w:tplc="A45CF6E0">
+      <w:start w:val="1"/>
+      <w:numFmt w:val="decimal"/>
+      <w:lvlText w:val="%3."/>
+      <w:lvlJc w:val="left"/>
+      <w:pPr>
+        <w:tabs>
+          <w:tab w:val="left" w:pos="560"/>
+          <w:tab w:val="left" w:pos="1120"/>
+          <w:tab w:val="left" w:pos="1680"/>
+          <w:tab w:val="left" w:pos="2240"/>
+          <w:tab w:val="left" w:pos="2800"/>
+          <w:tab w:val="left" w:pos="3360"/>
+          <w:tab w:val="left" w:pos="3920"/>
+          <w:tab w:val="left" w:pos="4480"/>
+          <w:tab w:val="left" w:pos="5040"/>
+          <w:tab w:val="left" w:pos="5600"/>
+          <w:tab w:val="left" w:pos="6160"/>
+          <w:tab w:val="left" w:pos="6720"/>
+          <w:tab w:val="left" w:pos="7280"/>
+          <w:tab w:val="left" w:pos="7840"/>
+          <w:tab w:val="left" w:pos="8400"/>
+          <w:tab w:val="left" w:pos="8960"/>
+          <w:tab w:val="left" w:pos="9520"/>
+        </w:tabs>
+        <w:ind w:left="920" w:hanging="560"/>
+      </w:pPr>
+      <w:rPr>
+        <w:rFonts w:ascii="Helvetica Neue" w:eastAsia="Helvetica Neue" w:hAnsi="Helvetica Neue" w:cs="Helvetica Neue"/>
+        <w:b w:val="0"/>
+        <w:bCs w:val="0"/>
+        <w:i w:val="0"/>
+        <w:iCs w:val="0"/>
+        <w:caps w:val="0"/>
+        <w:smallCaps w:val="0"/>
+        <w:strike w:val="0"/>
+        <w:dstrike w:val="0"/>
+        <w:outline w:val="0"/>
+        <w:emboss w:val="0"/>
+        <w:imprint w:val="0"/>
+        <w:spacing w:val="0"/>
+        <w:w w:val="100"/>
+        <w:kern w:val="0"/>
+        <w:position w:val="0"/>
+        <w:highlight w:val="none"/>
+        <w:vertAlign w:val="baseline"/>
+      </w:rPr>
+    </w:lvl>
+    <w:lvl w:ilvl="3" w:tplc="B218D630">
+      <w:start w:val="1"/>
+      <w:numFmt w:val="decimal"/>
+      <w:lvlText w:val="%4."/>
+      <w:lvlJc w:val="left"/>
+      <w:pPr>
+        <w:tabs>
+          <w:tab w:val="left" w:pos="560"/>
+          <w:tab w:val="left" w:pos="1120"/>
+          <w:tab w:val="left" w:pos="1680"/>
+          <w:tab w:val="left" w:pos="2240"/>
+          <w:tab w:val="left" w:pos="2800"/>
+          <w:tab w:val="left" w:pos="3360"/>
+          <w:tab w:val="left" w:pos="3920"/>
+          <w:tab w:val="left" w:pos="4480"/>
+          <w:tab w:val="left" w:pos="5040"/>
+          <w:tab w:val="left" w:pos="5600"/>
+          <w:tab w:val="left" w:pos="6160"/>
+          <w:tab w:val="left" w:pos="6720"/>
+          <w:tab w:val="left" w:pos="7280"/>
+          <w:tab w:val="left" w:pos="7840"/>
+          <w:tab w:val="left" w:pos="8400"/>
+          <w:tab w:val="left" w:pos="8960"/>
+          <w:tab w:val="left" w:pos="9520"/>
+        </w:tabs>
+        <w:ind w:left="1100" w:hanging="560"/>
+      </w:pPr>
+      <w:rPr>
+        <w:rFonts w:ascii="Helvetica Neue" w:eastAsia="Helvetica Neue" w:hAnsi="Helvetica Neue" w:cs="Helvetica Neue"/>
+        <w:b w:val="0"/>
+        <w:bCs w:val="0"/>
+        <w:i w:val="0"/>
+        <w:iCs w:val="0"/>
+        <w:caps w:val="0"/>
+        <w:smallCaps w:val="0"/>
+        <w:strike w:val="0"/>
+        <w:dstrike w:val="0"/>
+        <w:outline w:val="0"/>
+        <w:emboss w:val="0"/>
+        <w:imprint w:val="0"/>
+        <w:spacing w:val="0"/>
+        <w:w w:val="100"/>
+        <w:kern w:val="0"/>
+        <w:position w:val="0"/>
+        <w:highlight w:val="none"/>
+        <w:vertAlign w:val="baseline"/>
+      </w:rPr>
+    </w:lvl>
+    <w:lvl w:ilvl="4" w:tplc="816C9C8A">
+      <w:start w:val="1"/>
+      <w:numFmt w:val="decimal"/>
+      <w:lvlText w:val="%5."/>
+      <w:lvlJc w:val="left"/>
+      <w:pPr>
+        <w:tabs>
+          <w:tab w:val="left" w:pos="560"/>
+          <w:tab w:val="left" w:pos="1680"/>
+          <w:tab w:val="left" w:pos="2240"/>
+          <w:tab w:val="left" w:pos="2800"/>
+          <w:tab w:val="left" w:pos="3360"/>
+          <w:tab w:val="left" w:pos="3920"/>
+          <w:tab w:val="left" w:pos="4480"/>
+          <w:tab w:val="left" w:pos="5040"/>
+          <w:tab w:val="left" w:pos="5600"/>
+          <w:tab w:val="left" w:pos="6160"/>
+          <w:tab w:val="left" w:pos="6720"/>
+          <w:tab w:val="left" w:pos="7280"/>
+          <w:tab w:val="left" w:pos="7840"/>
+          <w:tab w:val="left" w:pos="8400"/>
+          <w:tab w:val="left" w:pos="8960"/>
+          <w:tab w:val="left" w:pos="9520"/>
+        </w:tabs>
+        <w:ind w:left="1280" w:hanging="560"/>
+      </w:pPr>
+      <w:rPr>
+        <w:rFonts w:ascii="Helvetica Neue" w:eastAsia="Helvetica Neue" w:hAnsi="Helvetica Neue" w:cs="Helvetica Neue"/>
+        <w:b w:val="0"/>
+        <w:bCs w:val="0"/>
+        <w:i w:val="0"/>
+        <w:iCs w:val="0"/>
+        <w:caps w:val="0"/>
+        <w:smallCaps w:val="0"/>
+        <w:strike w:val="0"/>
+        <w:dstrike w:val="0"/>
+        <w:outline w:val="0"/>
+        <w:emboss w:val="0"/>
+        <w:imprint w:val="0"/>
+        <w:spacing w:val="0"/>
+        <w:w w:val="100"/>
+        <w:kern w:val="0"/>
+        <w:position w:val="0"/>
+        <w:highlight w:val="none"/>
+        <w:vertAlign w:val="baseline"/>
+      </w:rPr>
+    </w:lvl>
+    <w:lvl w:ilvl="5" w:tplc="CBF059D2">
+      <w:start w:val="1"/>
+      <w:numFmt w:val="decimal"/>
+      <w:lvlText w:val="%6."/>
+      <w:lvlJc w:val="left"/>
+      <w:pPr>
+        <w:tabs>
+          <w:tab w:val="left" w:pos="560"/>
+          <w:tab w:val="left" w:pos="1680"/>
+          <w:tab w:val="left" w:pos="2240"/>
+          <w:tab w:val="left" w:pos="2800"/>
+          <w:tab w:val="left" w:pos="3360"/>
+          <w:tab w:val="left" w:pos="3920"/>
+          <w:tab w:val="left" w:pos="4480"/>
+          <w:tab w:val="left" w:pos="5040"/>
+          <w:tab w:val="left" w:pos="5600"/>
+          <w:tab w:val="left" w:pos="6160"/>
+          <w:tab w:val="left" w:pos="6720"/>
+          <w:tab w:val="left" w:pos="7280"/>
+          <w:tab w:val="left" w:pos="7840"/>
+          <w:tab w:val="left" w:pos="8400"/>
+          <w:tab w:val="left" w:pos="8960"/>
+          <w:tab w:val="left" w:pos="9520"/>
+        </w:tabs>
+        <w:ind w:left="1460" w:hanging="560"/>
+      </w:pPr>
+      <w:rPr>
+        <w:rFonts w:ascii="Helvetica Neue" w:eastAsia="Helvetica Neue" w:hAnsi="Helvetica Neue" w:cs="Helvetica Neue"/>
+        <w:b w:val="0"/>
+        <w:bCs w:val="0"/>
+        <w:i w:val="0"/>
+        <w:iCs w:val="0"/>
+        <w:caps w:val="0"/>
+        <w:smallCaps w:val="0"/>
+        <w:strike w:val="0"/>
+        <w:dstrike w:val="0"/>
+        <w:outline w:val="0"/>
+        <w:emboss w:val="0"/>
+        <w:imprint w:val="0"/>
+        <w:spacing w:val="0"/>
+        <w:w w:val="100"/>
+        <w:kern w:val="0"/>
+        <w:position w:val="0"/>
+        <w:highlight w:val="none"/>
+        <w:vertAlign w:val="baseline"/>
+      </w:rPr>
+    </w:lvl>
+    <w:lvl w:ilvl="6" w:tplc="60CC0C80">
+      <w:start w:val="1"/>
+      <w:numFmt w:val="decimal"/>
+      <w:lvlText w:val="%7."/>
+      <w:lvlJc w:val="left"/>
+      <w:pPr>
+        <w:tabs>
+          <w:tab w:val="left" w:pos="560"/>
+          <w:tab w:val="left" w:pos="1120"/>
+          <w:tab w:val="left" w:pos="1680"/>
+          <w:tab w:val="left" w:pos="2240"/>
+          <w:tab w:val="left" w:pos="2800"/>
+          <w:tab w:val="left" w:pos="3360"/>
+          <w:tab w:val="left" w:pos="3920"/>
+          <w:tab w:val="left" w:pos="4480"/>
+          <w:tab w:val="left" w:pos="5040"/>
+          <w:tab w:val="left" w:pos="5600"/>
+          <w:tab w:val="left" w:pos="6160"/>
+          <w:tab w:val="left" w:pos="6720"/>
+          <w:tab w:val="left" w:pos="7280"/>
+          <w:tab w:val="left" w:pos="7840"/>
+          <w:tab w:val="left" w:pos="8400"/>
+          <w:tab w:val="left" w:pos="8960"/>
+          <w:tab w:val="left" w:pos="9520"/>
+        </w:tabs>
+        <w:ind w:left="1640" w:hanging="560"/>
+      </w:pPr>
+      <w:rPr>
+        <w:rFonts w:ascii="Helvetica Neue" w:eastAsia="Helvetica Neue" w:hAnsi="Helvetica Neue" w:cs="Helvetica Neue"/>
+        <w:b w:val="0"/>
+        <w:bCs w:val="0"/>
+        <w:i w:val="0"/>
+        <w:iCs w:val="0"/>
+        <w:caps w:val="0"/>
+        <w:smallCaps w:val="0"/>
+        <w:strike w:val="0"/>
+        <w:dstrike w:val="0"/>
+        <w:outline w:val="0"/>
+        <w:emboss w:val="0"/>
+        <w:imprint w:val="0"/>
+        <w:spacing w:val="0"/>
+        <w:w w:val="100"/>
+        <w:kern w:val="0"/>
+        <w:position w:val="0"/>
+        <w:highlight w:val="none"/>
+        <w:vertAlign w:val="baseline"/>
+      </w:rPr>
+    </w:lvl>
+    <w:lvl w:ilvl="7" w:tplc="D2605E92">
+      <w:start w:val="1"/>
+      <w:numFmt w:val="decimal"/>
+      <w:lvlText w:val="%8."/>
+      <w:lvlJc w:val="left"/>
+      <w:pPr>
+        <w:tabs>
+          <w:tab w:val="left" w:pos="560"/>
+          <w:tab w:val="left" w:pos="1120"/>
+          <w:tab w:val="left" w:pos="2240"/>
+          <w:tab w:val="left" w:pos="2800"/>
+          <w:tab w:val="left" w:pos="3360"/>
+          <w:tab w:val="left" w:pos="3920"/>
+          <w:tab w:val="left" w:pos="4480"/>
+          <w:tab w:val="left" w:pos="5040"/>
+          <w:tab w:val="left" w:pos="5600"/>
+          <w:tab w:val="left" w:pos="6160"/>
+          <w:tab w:val="left" w:pos="6720"/>
+          <w:tab w:val="left" w:pos="7280"/>
+          <w:tab w:val="left" w:pos="7840"/>
+          <w:tab w:val="left" w:pos="8400"/>
+          <w:tab w:val="left" w:pos="8960"/>
+          <w:tab w:val="left" w:pos="9520"/>
+        </w:tabs>
+        <w:ind w:left="1820" w:hanging="560"/>
+      </w:pPr>
+      <w:rPr>
+        <w:rFonts w:ascii="Helvetica Neue" w:eastAsia="Helvetica Neue" w:hAnsi="Helvetica Neue" w:cs="Helvetica Neue"/>
+        <w:b w:val="0"/>
+        <w:bCs w:val="0"/>
+        <w:i w:val="0"/>
+        <w:iCs w:val="0"/>
+        <w:caps w:val="0"/>
+        <w:smallCaps w:val="0"/>
+        <w:strike w:val="0"/>
+        <w:dstrike w:val="0"/>
+        <w:outline w:val="0"/>
+        <w:emboss w:val="0"/>
+        <w:imprint w:val="0"/>
+        <w:spacing w:val="0"/>
+        <w:w w:val="100"/>
+        <w:kern w:val="0"/>
+        <w:position w:val="0"/>
+        <w:highlight w:val="none"/>
+        <w:vertAlign w:val="baseline"/>
+      </w:rPr>
+    </w:lvl>
+    <w:lvl w:ilvl="8" w:tplc="7BE8DF76">
+      <w:start w:val="1"/>
+      <w:numFmt w:val="decimal"/>
+      <w:lvlText w:val="%9."/>
+      <w:lvlJc w:val="left"/>
+      <w:pPr>
+        <w:tabs>
+          <w:tab w:val="left" w:pos="560"/>
+          <w:tab w:val="left" w:pos="1120"/>
+          <w:tab w:val="left" w:pos="2240"/>
+          <w:tab w:val="left" w:pos="2800"/>
+          <w:tab w:val="left" w:pos="3360"/>
+          <w:tab w:val="left" w:pos="3920"/>
+          <w:tab w:val="left" w:pos="4480"/>
+          <w:tab w:val="left" w:pos="5040"/>
+          <w:tab w:val="left" w:pos="5600"/>
+          <w:tab w:val="left" w:pos="6160"/>
+          <w:tab w:val="left" w:pos="6720"/>
+          <w:tab w:val="left" w:pos="7280"/>
+          <w:tab w:val="left" w:pos="7840"/>
+          <w:tab w:val="left" w:pos="8400"/>
+          <w:tab w:val="left" w:pos="8960"/>
+          <w:tab w:val="left" w:pos="9520"/>
+        </w:tabs>
+        <w:ind w:left="2000" w:hanging="560"/>
+      </w:pPr>
+      <w:rPr>
+        <w:rFonts w:ascii="Helvetica Neue" w:eastAsia="Helvetica Neue" w:hAnsi="Helvetica Neue" w:cs="Helvetica Neue"/>
+        <w:b w:val="0"/>
+        <w:bCs w:val="0"/>
+        <w:i w:val="0"/>
+        <w:iCs w:val="0"/>
+        <w:caps w:val="0"/>
+        <w:smallCaps w:val="0"/>
+        <w:strike w:val="0"/>
+        <w:dstrike w:val="0"/>
+        <w:outline w:val="0"/>
+        <w:emboss w:val="0"/>
+        <w:imprint w:val="0"/>
+        <w:spacing w:val="0"/>
+        <w:w w:val="100"/>
+        <w:kern w:val="0"/>
+        <w:position w:val="0"/>
+        <w:highlight w:val="none"/>
+        <w:vertAlign w:val="baseline"/>
+      </w:rPr>
+    </w:lvl>
+  </w:abstractNum>
+  <w:abstractNum w:abstractNumId="1" w15:restartNumberingAfterBreak="0">
+    <w:nsid w:val="4AB40DA6"/>
+    <w:multiLevelType w:val="hybridMultilevel"/>
+    <w:tmpl w:val="852C65EA"/>
     <w:lvl w:ilvl="0" w:tplc="040E0001">
       <w:start w:val="1"/>
       <w:numFmt w:val="bullet"/>
@@ -258,30 +1609,280 @@
       </w:rPr>
     </w:lvl>
   </w:abstractNum>
-  <w:num w:numId="1">
+  <w:abstractNum w:abstractNumId="2" w15:restartNumberingAfterBreak="0">
+    <w:nsid w:val="5557263F"/>
+    <w:multiLevelType w:val="hybridMultilevel"/>
+    <w:tmpl w:val="1334F0C4"/>
+    <w:lvl w:ilvl="0" w:tplc="040E0001">
+      <w:start w:val="1"/>
+      <w:numFmt w:val="bullet"/>
+      <w:lvlText w:val=""/>
+      <w:lvlJc w:val="left"/>
+      <w:pPr>
+        <w:ind w:left="720" w:hanging="360"/>
+      </w:pPr>
+      <w:rPr>
+        <w:rFonts w:ascii="Symbol" w:hAnsi="Symbol" w:hint="default"/>
+      </w:rPr>
+    </w:lvl>
+    <w:lvl w:ilvl="1" w:tplc="040E0003" w:tentative="1">
+      <w:start w:val="1"/>
+      <w:numFmt w:val="bullet"/>
+      <w:lvlText w:val="o"/>
+      <w:lvlJc w:val="left"/>
+      <w:pPr>
+        <w:ind w:left="1440" w:hanging="360"/>
+      </w:pPr>
+      <w:rPr>
+        <w:rFonts w:ascii="Courier New" w:hAnsi="Courier New" w:cs="Courier New" w:hint="default"/>
+      </w:rPr>
+    </w:lvl>
+    <w:lvl w:ilvl="2" w:tplc="040E0005" w:tentative="1">
+      <w:start w:val="1"/>
+      <w:numFmt w:val="bullet"/>
+      <w:lvlText w:val=""/>
+      <w:lvlJc w:val="left"/>
+      <w:pPr>
+        <w:ind w:left="2160" w:hanging="360"/>
+      </w:pPr>
+      <w:rPr>
+        <w:rFonts w:ascii="Wingdings" w:hAnsi="Wingdings" w:hint="default"/>
+      </w:rPr>
+    </w:lvl>
+    <w:lvl w:ilvl="3" w:tplc="040E0001" w:tentative="1">
+      <w:start w:val="1"/>
+      <w:numFmt w:val="bullet"/>
+      <w:lvlText w:val=""/>
+      <w:lvlJc w:val="left"/>
+      <w:pPr>
+        <w:ind w:left="2880" w:hanging="360"/>
+      </w:pPr>
+      <w:rPr>
+        <w:rFonts w:ascii="Symbol" w:hAnsi="Symbol" w:hint="default"/>
+      </w:rPr>
+    </w:lvl>
+    <w:lvl w:ilvl="4" w:tplc="040E0003" w:tentative="1">
+      <w:start w:val="1"/>
+      <w:numFmt w:val="bullet"/>
+      <w:lvlText w:val="o"/>
+      <w:lvlJc w:val="left"/>
+      <w:pPr>
+        <w:ind w:left="3600" w:hanging="360"/>
+      </w:pPr>
+      <w:rPr>
+        <w:rFonts w:ascii="Courier New" w:hAnsi="Courier New" w:cs="Courier New" w:hint="default"/>
+      </w:rPr>
+    </w:lvl>
+    <w:lvl w:ilvl="5" w:tplc="040E0005" w:tentative="1">
+      <w:start w:val="1"/>
+      <w:numFmt w:val="bullet"/>
+      <w:lvlText w:val=""/>
+      <w:lvlJc w:val="left"/>
+      <w:pPr>
+        <w:ind w:left="4320" w:hanging="360"/>
+      </w:pPr>
+      <w:rPr>
+        <w:rFonts w:ascii="Wingdings" w:hAnsi="Wingdings" w:hint="default"/>
+      </w:rPr>
+    </w:lvl>
+    <w:lvl w:ilvl="6" w:tplc="040E0001" w:tentative="1">
+      <w:start w:val="1"/>
+      <w:numFmt w:val="bullet"/>
+      <w:lvlText w:val=""/>
+      <w:lvlJc w:val="left"/>
+      <w:pPr>
+        <w:ind w:left="5040" w:hanging="360"/>
+      </w:pPr>
+      <w:rPr>
+        <w:rFonts w:ascii="Symbol" w:hAnsi="Symbol" w:hint="default"/>
+      </w:rPr>
+    </w:lvl>
+    <w:lvl w:ilvl="7" w:tplc="040E0003" w:tentative="1">
+      <w:start w:val="1"/>
+      <w:numFmt w:val="bullet"/>
+      <w:lvlText w:val="o"/>
+      <w:lvlJc w:val="left"/>
+      <w:pPr>
+        <w:ind w:left="5760" w:hanging="360"/>
+      </w:pPr>
+      <w:rPr>
+        <w:rFonts w:ascii="Courier New" w:hAnsi="Courier New" w:cs="Courier New" w:hint="default"/>
+      </w:rPr>
+    </w:lvl>
+    <w:lvl w:ilvl="8" w:tplc="040E0005" w:tentative="1">
+      <w:start w:val="1"/>
+      <w:numFmt w:val="bullet"/>
+      <w:lvlText w:val=""/>
+      <w:lvlJc w:val="left"/>
+      <w:pPr>
+        <w:ind w:left="6480" w:hanging="360"/>
+      </w:pPr>
+      <w:rPr>
+        <w:rFonts w:ascii="Wingdings" w:hAnsi="Wingdings" w:hint="default"/>
+      </w:rPr>
+    </w:lvl>
+  </w:abstractNum>
+  <w:abstractNum w:abstractNumId="3" w15:restartNumberingAfterBreak="0">
+    <w:nsid w:val="76CD7B45"/>
+    <w:multiLevelType w:val="hybridMultilevel"/>
+    <w:tmpl w:val="E32A4CD4"/>
+    <w:numStyleLink w:val="Numbered"/>
+  </w:abstractNum>
+  <w:abstractNum w:abstractNumId="4" w15:restartNumberingAfterBreak="0">
+    <w:nsid w:val="7EC17571"/>
+    <w:multiLevelType w:val="hybridMultilevel"/>
+    <w:tmpl w:val="6330B644"/>
+    <w:lvl w:ilvl="0" w:tplc="040E0001">
+      <w:start w:val="1"/>
+      <w:numFmt w:val="bullet"/>
+      <w:lvlText w:val=""/>
+      <w:lvlJc w:val="left"/>
+      <w:pPr>
+        <w:ind w:left="720" w:hanging="360"/>
+      </w:pPr>
+      <w:rPr>
+        <w:rFonts w:ascii="Symbol" w:hAnsi="Symbol" w:hint="default"/>
+      </w:rPr>
+    </w:lvl>
+    <w:lvl w:ilvl="1" w:tplc="040E0003" w:tentative="1">
+      <w:start w:val="1"/>
+      <w:numFmt w:val="bullet"/>
+      <w:lvlText w:val="o"/>
+      <w:lvlJc w:val="left"/>
+      <w:pPr>
+        <w:ind w:left="1440" w:hanging="360"/>
+      </w:pPr>
+      <w:rPr>
+        <w:rFonts w:ascii="Courier New" w:hAnsi="Courier New" w:cs="Courier New" w:hint="default"/>
+      </w:rPr>
+    </w:lvl>
+    <w:lvl w:ilvl="2" w:tplc="040E0005" w:tentative="1">
+      <w:start w:val="1"/>
+      <w:numFmt w:val="bullet"/>
+      <w:lvlText w:val=""/>
+      <w:lvlJc w:val="left"/>
+      <w:pPr>
+        <w:ind w:left="2160" w:hanging="360"/>
+      </w:pPr>
+      <w:rPr>
+        <w:rFonts w:ascii="Wingdings" w:hAnsi="Wingdings" w:hint="default"/>
+      </w:rPr>
+    </w:lvl>
+    <w:lvl w:ilvl="3" w:tplc="040E0001" w:tentative="1">
+      <w:start w:val="1"/>
+      <w:numFmt w:val="bullet"/>
+      <w:lvlText w:val=""/>
+      <w:lvlJc w:val="left"/>
+      <w:pPr>
+        <w:ind w:left="2880" w:hanging="360"/>
+      </w:pPr>
+      <w:rPr>
+        <w:rFonts w:ascii="Symbol" w:hAnsi="Symbol" w:hint="default"/>
+      </w:rPr>
+    </w:lvl>
+    <w:lvl w:ilvl="4" w:tplc="040E0003" w:tentative="1">
+      <w:start w:val="1"/>
+      <w:numFmt w:val="bullet"/>
+      <w:lvlText w:val="o"/>
+      <w:lvlJc w:val="left"/>
+      <w:pPr>
+        <w:ind w:left="3600" w:hanging="360"/>
+      </w:pPr>
+      <w:rPr>
+        <w:rFonts w:ascii="Courier New" w:hAnsi="Courier New" w:cs="Courier New" w:hint="default"/>
+      </w:rPr>
+    </w:lvl>
+    <w:lvl w:ilvl="5" w:tplc="040E0005" w:tentative="1">
+      <w:start w:val="1"/>
+      <w:numFmt w:val="bullet"/>
+      <w:lvlText w:val=""/>
+      <w:lvlJc w:val="left"/>
+      <w:pPr>
+        <w:ind w:left="4320" w:hanging="360"/>
+      </w:pPr>
+      <w:rPr>
+        <w:rFonts w:ascii="Wingdings" w:hAnsi="Wingdings" w:hint="default"/>
+      </w:rPr>
+    </w:lvl>
+    <w:lvl w:ilvl="6" w:tplc="040E0001" w:tentative="1">
+      <w:start w:val="1"/>
+      <w:numFmt w:val="bullet"/>
+      <w:lvlText w:val=""/>
+      <w:lvlJc w:val="left"/>
+      <w:pPr>
+        <w:ind w:left="5040" w:hanging="360"/>
+      </w:pPr>
+      <w:rPr>
+        <w:rFonts w:ascii="Symbol" w:hAnsi="Symbol" w:hint="default"/>
+      </w:rPr>
+    </w:lvl>
+    <w:lvl w:ilvl="7" w:tplc="040E0003" w:tentative="1">
+      <w:start w:val="1"/>
+      <w:numFmt w:val="bullet"/>
+      <w:lvlText w:val="o"/>
+      <w:lvlJc w:val="left"/>
+      <w:pPr>
+        <w:ind w:left="5760" w:hanging="360"/>
+      </w:pPr>
+      <w:rPr>
+        <w:rFonts w:ascii="Courier New" w:hAnsi="Courier New" w:cs="Courier New" w:hint="default"/>
+      </w:rPr>
+    </w:lvl>
+    <w:lvl w:ilvl="8" w:tplc="040E0005" w:tentative="1">
+      <w:start w:val="1"/>
+      <w:numFmt w:val="bullet"/>
+      <w:lvlText w:val=""/>
+      <w:lvlJc w:val="left"/>
+      <w:pPr>
+        <w:ind w:left="6480" w:hanging="360"/>
+      </w:pPr>
+      <w:rPr>
+        <w:rFonts w:ascii="Wingdings" w:hAnsi="Wingdings" w:hint="default"/>
+      </w:rPr>
+    </w:lvl>
+  </w:abstractNum>
+  <w:num w:numId="1" w16cid:durableId="987787368">
     <w:abstractNumId w:val="0"/>
+  </w:num>
+  <w:num w:numId="2" w16cid:durableId="2022967103">
+    <w:abstractNumId w:val="3"/>
+  </w:num>
+  <w:num w:numId="3" w16cid:durableId="1944999009">
+    <w:abstractNumId w:val="2"/>
+  </w:num>
+  <w:num w:numId="4" w16cid:durableId="1744334618">
+    <w:abstractNumId w:val="4"/>
+  </w:num>
+  <w:num w:numId="5" w16cid:durableId="1811553706">
+    <w:abstractNumId w:val="1"/>
   </w:num>
 </w:numbering>
 </file>
 
 <file path=word/styles.xml><?xml version="1.0" encoding="utf-8"?>
-<w:styles xmlns:mc="http://schemas.openxmlformats.org/markup-compatibility/2006" xmlns:r="http://schemas.openxmlformats.org/officeDocument/2006/relationships" xmlns:w="http://schemas.openxmlformats.org/wordprocessingml/2006/main" xmlns:w14="http://schemas.microsoft.com/office/word/2010/wordml" xmlns:w15="http://schemas.microsoft.com/office/word/2012/wordml" xmlns:w16cid="http://schemas.microsoft.com/office/word/2016/wordml/cid" xmlns:w16se="http://schemas.microsoft.com/office/word/2015/wordml/symex" mc:Ignorable="w14 w15 w16se w16cid">
+<w:styles xmlns:mc="http://schemas.openxmlformats.org/markup-compatibility/2006" xmlns:r="http://schemas.openxmlformats.org/officeDocument/2006/relationships" xmlns:w="http://schemas.openxmlformats.org/wordprocessingml/2006/main" xmlns:w14="http://schemas.microsoft.com/office/word/2010/wordml" xmlns:w15="http://schemas.microsoft.com/office/word/2012/wordml" xmlns:w16cex="http://schemas.microsoft.com/office/word/2018/wordml/cex" xmlns:w16cid="http://schemas.microsoft.com/office/word/2016/wordml/cid" xmlns:w16="http://schemas.microsoft.com/office/word/2018/wordml" xmlns:w16du="http://schemas.microsoft.com/office/word/2023/wordml/word16du" xmlns:w16sdtdh="http://schemas.microsoft.com/office/word/2020/wordml/sdtdatahash" xmlns:w16sdtfl="http://schemas.microsoft.com/office/word/2024/wordml/sdtformatlock" xmlns:w16se="http://schemas.microsoft.com/office/word/2015/wordml/symex" mc:Ignorable="w14 w15 w16se w16cid w16 w16cex w16sdtdh w16sdtfl w16du">
   <w:docDefaults>
     <w:rPrDefault>
       <w:rPr>
-        <w:rFonts w:asciiTheme="minorHAnsi" w:eastAsiaTheme="minorHAnsi" w:hAnsiTheme="minorHAnsi" w:cstheme="minorBidi"/>
-        <w:sz w:val="22"/>
-        <w:szCs w:val="22"/>
-        <w:lang w:val="hu-HU" w:eastAsia="en-US" w:bidi="ar-SA"/>
+        <w:rFonts w:ascii="Times New Roman" w:eastAsia="Arial Unicode MS" w:hAnsi="Times New Roman" w:cs="Times New Roman"/>
+        <w:bdr w:val="nil"/>
+        <w:lang w:val="hu-HU" w:eastAsia="hu-HU" w:bidi="ar-SA"/>
       </w:rPr>
     </w:rPrDefault>
     <w:pPrDefault>
       <w:pPr>
-        <w:spacing w:after="160" w:line="259" w:lineRule="auto"/>
+        <w:pBdr>
+          <w:top w:val="nil"/>
+          <w:left w:val="nil"/>
+          <w:bottom w:val="nil"/>
+          <w:right w:val="nil"/>
+          <w:between w:val="nil"/>
+          <w:bar w:val="nil"/>
+        </w:pBdr>
       </w:pPr>
     </w:pPrDefault>
   </w:docDefaults>
-  <w:latentStyles w:defLockedState="0" w:defUIPriority="99" w:defSemiHidden="0" w:defUnhideWhenUsed="0" w:defQFormat="0" w:count="375">
+  <w:latentStyles w:defLockedState="0" w:defUIPriority="99" w:defSemiHidden="0" w:defUnhideWhenUsed="0" w:defQFormat="0" w:count="376">
     <w:lsdException w:name="Normal" w:uiPriority="0" w:qFormat="1"/>
     <w:lsdException w:name="heading 1" w:uiPriority="9" w:qFormat="1"/>
     <w:lsdException w:name="heading 2" w:semiHidden="1" w:uiPriority="9" w:unhideWhenUsed="1" w:qFormat="1"/>
@@ -657,10 +2258,16 @@
     <w:lsdException w:name="Smart Hyperlink" w:semiHidden="1" w:unhideWhenUsed="1"/>
     <w:lsdException w:name="Hashtag" w:semiHidden="1" w:unhideWhenUsed="1"/>
     <w:lsdException w:name="Unresolved Mention" w:semiHidden="1" w:unhideWhenUsed="1"/>
+    <w:lsdException w:name="Smart Link" w:semiHidden="1" w:unhideWhenUsed="1"/>
   </w:latentStyles>
   <w:style w:type="paragraph" w:default="1" w:styleId="Norml">
     <w:name w:val="Normal"/>
     <w:qFormat/>
+    <w:rPr>
+      <w:sz w:val="24"/>
+      <w:szCs w:val="24"/>
+      <w:lang w:eastAsia="en-US"/>
+    </w:rPr>
   </w:style>
   <w:style w:type="character" w:default="1" w:styleId="Bekezdsalapbettpusa">
     <w:name w:val="Default Paragraph Font"/>
@@ -689,168 +2296,106 @@
     <w:semiHidden/>
     <w:unhideWhenUsed/>
   </w:style>
-  <w:style w:type="paragraph" w:styleId="Listaszerbekezds">
-    <w:name w:val="List Paragraph"/>
-    <w:basedOn w:val="Norml"/>
-    <w:uiPriority w:val="34"/>
-    <w:qFormat/>
-    <w:rsid w:val="00FD121C"/>
+  <w:style w:type="character" w:styleId="Hiperhivatkozs">
+    <w:name w:val="Hyperlink"/>
+    <w:rPr>
+      <w:u w:val="single"/>
+    </w:rPr>
+  </w:style>
+  <w:style w:type="table" w:customStyle="1" w:styleId="TableNormal">
+    <w:name w:val="Table Normal"/>
+    <w:tblPr>
+      <w:tblInd w:w="0" w:type="dxa"/>
+      <w:tblCellMar>
+        <w:top w:w="0" w:type="dxa"/>
+        <w:left w:w="0" w:type="dxa"/>
+        <w:bottom w:w="0" w:type="dxa"/>
+        <w:right w:w="0" w:type="dxa"/>
+      </w:tblCellMar>
+    </w:tblPr>
+  </w:style>
+  <w:style w:type="paragraph" w:customStyle="1" w:styleId="Default">
+    <w:name w:val="Default"/>
     <w:pPr>
-      <w:ind w:left="720"/>
-      <w:contextualSpacing/>
+      <w:spacing w:before="160" w:line="288" w:lineRule="auto"/>
+    </w:pPr>
+    <w:rPr>
+      <w:rFonts w:ascii="Helvetica Neue" w:hAnsi="Helvetica Neue" w:cs="Arial Unicode MS"/>
+      <w:color w:val="000000"/>
+      <w:sz w:val="24"/>
+      <w:szCs w:val="24"/>
+      <w14:textOutline w14:w="0" w14:cap="flat" w14:cmpd="sng" w14:algn="ctr">
+        <w14:noFill/>
+        <w14:prstDash w14:val="solid"/>
+        <w14:bevel/>
+      </w14:textOutline>
+    </w:rPr>
+  </w:style>
+  <w:style w:type="numbering" w:customStyle="1" w:styleId="Numbered">
+    <w:name w:val="Numbered"/>
+    <w:pPr>
+      <w:numPr>
+        <w:numId w:val="1"/>
+      </w:numPr>
     </w:pPr>
   </w:style>
 </w:styles>
 </file>
 
 <file path=word/theme/theme1.xml><?xml version="1.0" encoding="utf-8"?>
-<a:theme xmlns:a="http://schemas.openxmlformats.org/drawingml/2006/main" name="Office-téma">
+<a:theme xmlns:a="http://schemas.openxmlformats.org/drawingml/2006/main" name="Blank">
   <a:themeElements>
-    <a:clrScheme name="Office">
+    <a:clrScheme name="Blank">
       <a:dk1>
-        <a:sysClr val="windowText" lastClr="000000"/>
+        <a:srgbClr val="000000"/>
       </a:dk1>
       <a:lt1>
-        <a:sysClr val="window" lastClr="FFFFFF"/>
+        <a:srgbClr val="FFFFFF"/>
       </a:lt1>
       <a:dk2>
-        <a:srgbClr val="44546A"/>
+        <a:srgbClr val="5E5E5E"/>
       </a:dk2>
       <a:lt2>
-        <a:srgbClr val="E7E6E6"/>
+        <a:srgbClr val="D5D5D5"/>
       </a:lt2>
       <a:accent1>
-        <a:srgbClr val="4472C4"/>
+        <a:srgbClr val="00A2FF"/>
       </a:accent1>
       <a:accent2>
-        <a:srgbClr val="ED7D31"/>
+        <a:srgbClr val="16E7CF"/>
       </a:accent2>
       <a:accent3>
-        <a:srgbClr val="A5A5A5"/>
+        <a:srgbClr val="61D836"/>
       </a:accent3>
       <a:accent4>
-        <a:srgbClr val="FFC000"/>
+        <a:srgbClr val="FFD932"/>
       </a:accent4>
       <a:accent5>
-        <a:srgbClr val="5B9BD5"/>
+        <a:srgbClr val="FF644E"/>
       </a:accent5>
       <a:accent6>
-        <a:srgbClr val="70AD47"/>
+        <a:srgbClr val="FF42A1"/>
       </a:accent6>
       <a:hlink>
-        <a:srgbClr val="0563C1"/>
+        <a:srgbClr val="0000FF"/>
       </a:hlink>
       <a:folHlink>
-        <a:srgbClr val="954F72"/>
+        <a:srgbClr val="FF00FF"/>
       </a:folHlink>
     </a:clrScheme>
-    <a:fontScheme name="Office">
+    <a:fontScheme name="Blank">
       <a:majorFont>
-        <a:latin typeface="Calibri Light" panose="020F0302020204030204"/>
-        <a:ea typeface=""/>
-        <a:cs typeface=""/>
-        <a:font script="Jpan" typeface="游ゴシック Light"/>
-        <a:font script="Hang" typeface="맑은 고딕"/>
-        <a:font script="Hans" typeface="等线 Light"/>
-        <a:font script="Hant" typeface="新細明體"/>
-        <a:font script="Arab" typeface="Times New Roman"/>
-        <a:font script="Hebr" typeface="Times New Roman"/>
-        <a:font script="Thai" typeface="Angsana New"/>
-        <a:font script="Ethi" typeface="Nyala"/>
-        <a:font script="Beng" typeface="Vrinda"/>
-        <a:font script="Gujr" typeface="Shruti"/>
-        <a:font script="Khmr" typeface="MoolBoran"/>
-        <a:font script="Knda" typeface="Tunga"/>
-        <a:font script="Guru" typeface="Raavi"/>
-        <a:font script="Cans" typeface="Euphemia"/>
-        <a:font script="Cher" typeface="Plantagenet Cherokee"/>
-        <a:font script="Yiii" typeface="Microsoft Yi Baiti"/>
-        <a:font script="Tibt" typeface="Microsoft Himalaya"/>
-        <a:font script="Thaa" typeface="MV Boli"/>
-        <a:font script="Deva" typeface="Mangal"/>
-        <a:font script="Telu" typeface="Gautami"/>
-        <a:font script="Taml" typeface="Latha"/>
-        <a:font script="Syrc" typeface="Estrangelo Edessa"/>
-        <a:font script="Orya" typeface="Kalinga"/>
-        <a:font script="Mlym" typeface="Kartika"/>
-        <a:font script="Laoo" typeface="DokChampa"/>
-        <a:font script="Sinh" typeface="Iskoola Pota"/>
-        <a:font script="Mong" typeface="Mongolian Baiti"/>
-        <a:font script="Viet" typeface="Times New Roman"/>
-        <a:font script="Uigh" typeface="Microsoft Uighur"/>
-        <a:font script="Geor" typeface="Sylfaen"/>
-        <a:font script="Armn" typeface="Arial"/>
-        <a:font script="Bugi" typeface="Leelawadee UI"/>
-        <a:font script="Bopo" typeface="Microsoft JhengHei"/>
-        <a:font script="Java" typeface="Javanese Text"/>
-        <a:font script="Lisu" typeface="Segoe UI"/>
-        <a:font script="Mymr" typeface="Myanmar Text"/>
-        <a:font script="Nkoo" typeface="Ebrima"/>
-        <a:font script="Olck" typeface="Nirmala UI"/>
-        <a:font script="Osma" typeface="Ebrima"/>
-        <a:font script="Phag" typeface="Phagspa"/>
-        <a:font script="Syrn" typeface="Estrangelo Edessa"/>
-        <a:font script="Syrj" typeface="Estrangelo Edessa"/>
-        <a:font script="Syre" typeface="Estrangelo Edessa"/>
-        <a:font script="Sora" typeface="Nirmala UI"/>
-        <a:font script="Tale" typeface="Microsoft Tai Le"/>
-        <a:font script="Talu" typeface="Microsoft New Tai Lue"/>
-        <a:font script="Tfng" typeface="Ebrima"/>
+        <a:latin typeface="Helvetica Neue"/>
+        <a:ea typeface="Helvetica Neue"/>
+        <a:cs typeface="Helvetica Neue"/>
       </a:majorFont>
       <a:minorFont>
-        <a:latin typeface="Calibri" panose="020F0502020204030204"/>
-        <a:ea typeface=""/>
-        <a:cs typeface=""/>
-        <a:font script="Jpan" typeface="游明朝"/>
-        <a:font script="Hang" typeface="맑은 고딕"/>
-        <a:font script="Hans" typeface="等线"/>
-        <a:font script="Hant" typeface="新細明體"/>
-        <a:font script="Arab" typeface="Arial"/>
-        <a:font script="Hebr" typeface="Arial"/>
-        <a:font script="Thai" typeface="Cordia New"/>
-        <a:font script="Ethi" typeface="Nyala"/>
-        <a:font script="Beng" typeface="Vrinda"/>
-        <a:font script="Gujr" typeface="Shruti"/>
-        <a:font script="Khmr" typeface="DaunPenh"/>
-        <a:font script="Knda" typeface="Tunga"/>
-        <a:font script="Guru" typeface="Raavi"/>
-        <a:font script="Cans" typeface="Euphemia"/>
-        <a:font script="Cher" typeface="Plantagenet Cherokee"/>
-        <a:font script="Yiii" typeface="Microsoft Yi Baiti"/>
-        <a:font script="Tibt" typeface="Microsoft Himalaya"/>
-        <a:font script="Thaa" typeface="MV Boli"/>
-        <a:font script="Deva" typeface="Mangal"/>
-        <a:font script="Telu" typeface="Gautami"/>
-        <a:font script="Taml" typeface="Latha"/>
-        <a:font script="Syrc" typeface="Estrangelo Edessa"/>
-        <a:font script="Orya" typeface="Kalinga"/>
-        <a:font script="Mlym" typeface="Kartika"/>
-        <a:font script="Laoo" typeface="DokChampa"/>
-        <a:font script="Sinh" typeface="Iskoola Pota"/>
-        <a:font script="Mong" typeface="Mongolian Baiti"/>
-        <a:font script="Viet" typeface="Arial"/>
-        <a:font script="Uigh" typeface="Microsoft Uighur"/>
-        <a:font script="Geor" typeface="Sylfaen"/>
-        <a:font script="Armn" typeface="Arial"/>
-        <a:font script="Bugi" typeface="Leelawadee UI"/>
-        <a:font script="Bopo" typeface="Microsoft JhengHei"/>
-        <a:font script="Java" typeface="Javanese Text"/>
-        <a:font script="Lisu" typeface="Segoe UI"/>
-        <a:font script="Mymr" typeface="Myanmar Text"/>
-        <a:font script="Nkoo" typeface="Ebrima"/>
-        <a:font script="Olck" typeface="Nirmala UI"/>
-        <a:font script="Osma" typeface="Ebrima"/>
-        <a:font script="Phag" typeface="Phagspa"/>
-        <a:font script="Syrn" typeface="Estrangelo Edessa"/>
-        <a:font script="Syrj" typeface="Estrangelo Edessa"/>
-        <a:font script="Syre" typeface="Estrangelo Edessa"/>
-        <a:font script="Sora" typeface="Nirmala UI"/>
-        <a:font script="Tale" typeface="Microsoft Tai Le"/>
-        <a:font script="Talu" typeface="Microsoft New Tai Lue"/>
-        <a:font script="Tfng" typeface="Ebrima"/>
+        <a:latin typeface="Helvetica Neue"/>
+        <a:ea typeface="Helvetica Neue"/>
+        <a:cs typeface="Helvetica Neue"/>
       </a:minorFont>
     </a:fontScheme>
-    <a:fmtScheme name="Office">
+    <a:fmtScheme name="Blank">
       <a:fillStyleLst>
         <a:solidFill>
           <a:schemeClr val="phClr"/>
@@ -859,76 +2404,66 @@
           <a:gsLst>
             <a:gs pos="0">
               <a:schemeClr val="phClr">
-                <a:lumMod val="110000"/>
-                <a:satMod val="105000"/>
-                <a:tint val="67000"/>
+                <a:tint val="50000"/>
+                <a:satMod val="300000"/>
               </a:schemeClr>
             </a:gs>
-            <a:gs pos="50000">
+            <a:gs pos="35000">
               <a:schemeClr val="phClr">
-                <a:lumMod val="105000"/>
-                <a:satMod val="103000"/>
-                <a:tint val="73000"/>
+                <a:tint val="37000"/>
+                <a:satMod val="300000"/>
               </a:schemeClr>
             </a:gs>
             <a:gs pos="100000">
               <a:schemeClr val="phClr">
-                <a:lumMod val="105000"/>
-                <a:satMod val="109000"/>
-                <a:tint val="81000"/>
+                <a:tint val="15000"/>
+                <a:satMod val="350000"/>
               </a:schemeClr>
             </a:gs>
           </a:gsLst>
-          <a:lin ang="5400000" scaled="0"/>
+          <a:lin ang="16200000" scaled="1"/>
         </a:gradFill>
         <a:gradFill rotWithShape="1">
           <a:gsLst>
             <a:gs pos="0">
               <a:schemeClr val="phClr">
-                <a:satMod val="103000"/>
-                <a:lumMod val="102000"/>
-                <a:tint val="94000"/>
-              </a:schemeClr>
-            </a:gs>
-            <a:gs pos="50000">
-              <a:schemeClr val="phClr">
-                <a:satMod val="110000"/>
-                <a:lumMod val="100000"/>
+                <a:tint val="100000"/>
                 <a:shade val="100000"/>
+                <a:satMod val="129999"/>
               </a:schemeClr>
             </a:gs>
             <a:gs pos="100000">
               <a:schemeClr val="phClr">
-                <a:lumMod val="99000"/>
-                <a:satMod val="120000"/>
-                <a:shade val="78000"/>
+                <a:tint val="50000"/>
+                <a:shade val="100000"/>
+                <a:satMod val="350000"/>
               </a:schemeClr>
             </a:gs>
           </a:gsLst>
-          <a:lin ang="5400000" scaled="0"/>
+          <a:lin ang="16200000" scaled="0"/>
         </a:gradFill>
       </a:fillStyleLst>
       <a:lnStyleLst>
-        <a:ln w="6350" cap="flat" cmpd="sng" algn="ctr">
+        <a:ln w="9525" cap="flat" cmpd="sng" algn="ctr">
+          <a:solidFill>
+            <a:schemeClr val="phClr">
+              <a:shade val="95000"/>
+              <a:satMod val="104999"/>
+            </a:schemeClr>
+          </a:solidFill>
+          <a:prstDash val="solid"/>
+        </a:ln>
+        <a:ln w="25400" cap="flat" cmpd="sng" algn="ctr">
           <a:solidFill>
             <a:schemeClr val="phClr"/>
           </a:solidFill>
           <a:prstDash val="solid"/>
-          <a:miter lim="800000"/>
         </a:ln>
-        <a:ln w="12700" cap="flat" cmpd="sng" algn="ctr">
+        <a:ln w="38100" cap="flat" cmpd="sng" algn="ctr">
           <a:solidFill>
             <a:schemeClr val="phClr"/>
           </a:solidFill>
           <a:prstDash val="solid"/>
-          <a:miter lim="800000"/>
-        </a:ln>
-        <a:ln w="19050" cap="flat" cmpd="sng" algn="ctr">
-          <a:solidFill>
-            <a:schemeClr val="phClr"/>
-          </a:solidFill>
-          <a:prstDash val="solid"/>
-          <a:miter lim="800000"/>
         </a:ln>
       </a:lnStyleLst>
       <a:effectStyleLst>
@@ -939,61 +2474,940 @@
           <a:effectLst/>
         </a:effectStyle>
         <a:effectStyle>
-          <a:effectLst>
-            <a:outerShdw blurRad="57150" dist="19050" dir="5400000" algn="ctr" rotWithShape="0">
-              <a:srgbClr val="000000">
-                <a:alpha val="63000"/>
-              </a:srgbClr>
-            </a:outerShdw>
-          </a:effectLst>
+          <a:effectLst/>
         </a:effectStyle>
       </a:effectStyleLst>
       <a:bgFillStyleLst>
         <a:solidFill>
           <a:schemeClr val="phClr"/>
         </a:solidFill>
-        <a:solidFill>
-          <a:schemeClr val="phClr">
-            <a:tint val="95000"/>
-            <a:satMod val="170000"/>
-          </a:schemeClr>
-        </a:solidFill>
         <a:gradFill rotWithShape="1">
           <a:gsLst>
             <a:gs pos="0">
               <a:schemeClr val="phClr">
-                <a:tint val="93000"/>
-                <a:satMod val="150000"/>
-                <a:shade val="98000"/>
-                <a:lumMod val="102000"/>
+                <a:tint val="40000"/>
+                <a:satMod val="350000"/>
               </a:schemeClr>
             </a:gs>
-            <a:gs pos="50000">
+            <a:gs pos="40000">
               <a:schemeClr val="phClr">
-                <a:tint val="98000"/>
-                <a:satMod val="130000"/>
-                <a:shade val="90000"/>
-                <a:lumMod val="103000"/>
+                <a:tint val="45000"/>
+                <a:shade val="99000"/>
+                <a:satMod val="350000"/>
               </a:schemeClr>
             </a:gs>
             <a:gs pos="100000">
               <a:schemeClr val="phClr">
-                <a:shade val="63000"/>
-                <a:satMod val="120000"/>
+                <a:shade val="20000"/>
+                <a:satMod val="255000"/>
               </a:schemeClr>
             </a:gs>
           </a:gsLst>
-          <a:lin ang="5400000" scaled="0"/>
+          <a:path path="circle">
+            <a:fillToRect l="50000" t="-80000" r="50000" b="180000"/>
+          </a:path>
+        </a:gradFill>
+        <a:gradFill rotWithShape="1">
+          <a:gsLst>
+            <a:gs pos="0">
+              <a:schemeClr val="phClr">
+                <a:tint val="80000"/>
+                <a:satMod val="300000"/>
+              </a:schemeClr>
+            </a:gs>
+            <a:gs pos="100000">
+              <a:schemeClr val="phClr">
+                <a:shade val="30000"/>
+                <a:satMod val="200000"/>
+              </a:schemeClr>
+            </a:gs>
+          </a:gsLst>
+          <a:path path="circle">
+            <a:fillToRect l="50000" t="50000" r="50000" b="50000"/>
+          </a:path>
         </a:gradFill>
       </a:bgFillStyleLst>
     </a:fmtScheme>
   </a:themeElements>
-  <a:objectDefaults/>
+  <a:objectDefaults>
+    <a:spDef>
+      <a:spPr>
+        <a:solidFill>
+          <a:srgbClr val="000000"/>
+        </a:solidFill>
+        <a:ln w="12700" cap="flat">
+          <a:noFill/>
+          <a:miter lim="400000"/>
+        </a:ln>
+        <a:effectLst/>
+        <a:sp3d/>
+      </a:spPr>
+      <a:bodyPr rot="0" spcFirstLastPara="1" vertOverflow="overflow" horzOverflow="overflow" vert="horz" wrap="square" lIns="50800" tIns="50800" rIns="50800" bIns="50800" numCol="1" spcCol="38100" rtlCol="0" anchor="ctr">
+        <a:spAutoFit/>
+      </a:bodyPr>
+      <a:lstStyle>
+        <a:defPPr marL="0" marR="0" indent="0" algn="ctr" defTabSz="584200" rtl="0" fontAlgn="auto" latinLnBrk="0" hangingPunct="0">
+          <a:lnSpc>
+            <a:spcPct val="100000"/>
+          </a:lnSpc>
+          <a:spcBef>
+            <a:spcPts val="0"/>
+          </a:spcBef>
+          <a:spcAft>
+            <a:spcPts val="0"/>
+          </a:spcAft>
+          <a:buClrTx/>
+          <a:buSzTx/>
+          <a:buFontTx/>
+          <a:buNone/>
+          <a:tabLst/>
+          <a:defRPr kumimoji="0" sz="1200" b="0" i="0" u="none" strike="noStrike" cap="none" spc="0" normalizeH="0" baseline="0">
+            <a:ln>
+              <a:noFill/>
+            </a:ln>
+            <a:solidFill>
+              <a:srgbClr val="FFFFFF"/>
+            </a:solidFill>
+            <a:effectLst/>
+            <a:uFillTx/>
+            <a:latin typeface="Helvetica Neue Medium"/>
+            <a:ea typeface="Helvetica Neue Medium"/>
+            <a:cs typeface="Helvetica Neue Medium"/>
+            <a:sym typeface="Helvetica Neue Medium"/>
+          </a:defRPr>
+        </a:defPPr>
+        <a:lvl1pPr marL="0" marR="0" indent="0" algn="l" defTabSz="914400" rtl="0" fontAlgn="auto" latinLnBrk="1" hangingPunct="0">
+          <a:lnSpc>
+            <a:spcPct val="100000"/>
+          </a:lnSpc>
+          <a:spcBef>
+            <a:spcPts val="0"/>
+          </a:spcBef>
+          <a:spcAft>
+            <a:spcPts val="0"/>
+          </a:spcAft>
+          <a:buClrTx/>
+          <a:buSzTx/>
+          <a:buFontTx/>
+          <a:buNone/>
+          <a:tabLst/>
+          <a:defRPr kumimoji="0" sz="1800" b="0" i="0" u="none" strike="noStrike" cap="none" spc="0" normalizeH="0" baseline="0">
+            <a:ln>
+              <a:noFill/>
+            </a:ln>
+            <a:solidFill>
+              <a:srgbClr val="000000"/>
+            </a:solidFill>
+            <a:effectLst/>
+            <a:uFillTx/>
+          </a:defRPr>
+        </a:lvl1pPr>
+        <a:lvl2pPr marL="0" marR="0" indent="0" algn="l" defTabSz="914400" rtl="0" fontAlgn="auto" latinLnBrk="1" hangingPunct="0">
+          <a:lnSpc>
+            <a:spcPct val="100000"/>
+          </a:lnSpc>
+          <a:spcBef>
+            <a:spcPts val="0"/>
+          </a:spcBef>
+          <a:spcAft>
+            <a:spcPts val="0"/>
+          </a:spcAft>
+          <a:buClrTx/>
+          <a:buSzTx/>
+          <a:buFontTx/>
+          <a:buNone/>
+          <a:tabLst/>
+          <a:defRPr kumimoji="0" sz="1800" b="0" i="0" u="none" strike="noStrike" cap="none" spc="0" normalizeH="0" baseline="0">
+            <a:ln>
+              <a:noFill/>
+            </a:ln>
+            <a:solidFill>
+              <a:srgbClr val="000000"/>
+            </a:solidFill>
+            <a:effectLst/>
+            <a:uFillTx/>
+          </a:defRPr>
+        </a:lvl2pPr>
+        <a:lvl3pPr marL="0" marR="0" indent="0" algn="l" defTabSz="914400" rtl="0" fontAlgn="auto" latinLnBrk="1" hangingPunct="0">
+          <a:lnSpc>
+            <a:spcPct val="100000"/>
+          </a:lnSpc>
+          <a:spcBef>
+            <a:spcPts val="0"/>
+          </a:spcBef>
+          <a:spcAft>
+            <a:spcPts val="0"/>
+          </a:spcAft>
+          <a:buClrTx/>
+          <a:buSzTx/>
+          <a:buFontTx/>
+          <a:buNone/>
+          <a:tabLst/>
+          <a:defRPr kumimoji="0" sz="1800" b="0" i="0" u="none" strike="noStrike" cap="none" spc="0" normalizeH="0" baseline="0">
+            <a:ln>
+              <a:noFill/>
+            </a:ln>
+            <a:solidFill>
+              <a:srgbClr val="000000"/>
+            </a:solidFill>
+            <a:effectLst/>
+            <a:uFillTx/>
+          </a:defRPr>
+        </a:lvl3pPr>
+        <a:lvl4pPr marL="0" marR="0" indent="0" algn="l" defTabSz="914400" rtl="0" fontAlgn="auto" latinLnBrk="1" hangingPunct="0">
+          <a:lnSpc>
+            <a:spcPct val="100000"/>
+          </a:lnSpc>
+          <a:spcBef>
+            <a:spcPts val="0"/>
+          </a:spcBef>
+          <a:spcAft>
+            <a:spcPts val="0"/>
+          </a:spcAft>
+          <a:buClrTx/>
+          <a:buSzTx/>
+          <a:buFontTx/>
+          <a:buNone/>
+          <a:tabLst/>
+          <a:defRPr kumimoji="0" sz="1800" b="0" i="0" u="none" strike="noStrike" cap="none" spc="0" normalizeH="0" baseline="0">
+            <a:ln>
+              <a:noFill/>
+            </a:ln>
+            <a:solidFill>
+              <a:srgbClr val="000000"/>
+            </a:solidFill>
+            <a:effectLst/>
+            <a:uFillTx/>
+          </a:defRPr>
+        </a:lvl4pPr>
+        <a:lvl5pPr marL="0" marR="0" indent="0" algn="l" defTabSz="914400" rtl="0" fontAlgn="auto" latinLnBrk="1" hangingPunct="0">
+          <a:lnSpc>
+            <a:spcPct val="100000"/>
+          </a:lnSpc>
+          <a:spcBef>
+            <a:spcPts val="0"/>
+          </a:spcBef>
+          <a:spcAft>
+            <a:spcPts val="0"/>
+          </a:spcAft>
+          <a:buClrTx/>
+          <a:buSzTx/>
+          <a:buFontTx/>
+          <a:buNone/>
+          <a:tabLst/>
+          <a:defRPr kumimoji="0" sz="1800" b="0" i="0" u="none" strike="noStrike" cap="none" spc="0" normalizeH="0" baseline="0">
+            <a:ln>
+              <a:noFill/>
+            </a:ln>
+            <a:solidFill>
+              <a:srgbClr val="000000"/>
+            </a:solidFill>
+            <a:effectLst/>
+            <a:uFillTx/>
+          </a:defRPr>
+        </a:lvl5pPr>
+        <a:lvl6pPr marL="0" marR="0" indent="0" algn="l" defTabSz="914400" rtl="0" fontAlgn="auto" latinLnBrk="1" hangingPunct="0">
+          <a:lnSpc>
+            <a:spcPct val="100000"/>
+          </a:lnSpc>
+          <a:spcBef>
+            <a:spcPts val="0"/>
+          </a:spcBef>
+          <a:spcAft>
+            <a:spcPts val="0"/>
+          </a:spcAft>
+          <a:buClrTx/>
+          <a:buSzTx/>
+          <a:buFontTx/>
+          <a:buNone/>
+          <a:tabLst/>
+          <a:defRPr kumimoji="0" sz="1800" b="0" i="0" u="none" strike="noStrike" cap="none" spc="0" normalizeH="0" baseline="0">
+            <a:ln>
+              <a:noFill/>
+            </a:ln>
+            <a:solidFill>
+              <a:srgbClr val="000000"/>
+            </a:solidFill>
+            <a:effectLst/>
+            <a:uFillTx/>
+          </a:defRPr>
+        </a:lvl6pPr>
+        <a:lvl7pPr marL="0" marR="0" indent="0" algn="l" defTabSz="914400" rtl="0" fontAlgn="auto" latinLnBrk="1" hangingPunct="0">
+          <a:lnSpc>
+            <a:spcPct val="100000"/>
+          </a:lnSpc>
+          <a:spcBef>
+            <a:spcPts val="0"/>
+          </a:spcBef>
+          <a:spcAft>
+            <a:spcPts val="0"/>
+          </a:spcAft>
+          <a:buClrTx/>
+          <a:buSzTx/>
+          <a:buFontTx/>
+          <a:buNone/>
+          <a:tabLst/>
+          <a:defRPr kumimoji="0" sz="1800" b="0" i="0" u="none" strike="noStrike" cap="none" spc="0" normalizeH="0" baseline="0">
+            <a:ln>
+              <a:noFill/>
+            </a:ln>
+            <a:solidFill>
+              <a:srgbClr val="000000"/>
+            </a:solidFill>
+            <a:effectLst/>
+            <a:uFillTx/>
+          </a:defRPr>
+        </a:lvl7pPr>
+        <a:lvl8pPr marL="0" marR="0" indent="0" algn="l" defTabSz="914400" rtl="0" fontAlgn="auto" latinLnBrk="1" hangingPunct="0">
+          <a:lnSpc>
+            <a:spcPct val="100000"/>
+          </a:lnSpc>
+          <a:spcBef>
+            <a:spcPts val="0"/>
+          </a:spcBef>
+          <a:spcAft>
+            <a:spcPts val="0"/>
+          </a:spcAft>
+          <a:buClrTx/>
+          <a:buSzTx/>
+          <a:buFontTx/>
+          <a:buNone/>
+          <a:tabLst/>
+          <a:defRPr kumimoji="0" sz="1800" b="0" i="0" u="none" strike="noStrike" cap="none" spc="0" normalizeH="0" baseline="0">
+            <a:ln>
+              <a:noFill/>
+            </a:ln>
+            <a:solidFill>
+              <a:srgbClr val="000000"/>
+            </a:solidFill>
+            <a:effectLst/>
+            <a:uFillTx/>
+          </a:defRPr>
+        </a:lvl8pPr>
+        <a:lvl9pPr marL="0" marR="0" indent="0" algn="l" defTabSz="914400" rtl="0" fontAlgn="auto" latinLnBrk="1" hangingPunct="0">
+          <a:lnSpc>
+            <a:spcPct val="100000"/>
+          </a:lnSpc>
+          <a:spcBef>
+            <a:spcPts val="0"/>
+          </a:spcBef>
+          <a:spcAft>
+            <a:spcPts val="0"/>
+          </a:spcAft>
+          <a:buClrTx/>
+          <a:buSzTx/>
+          <a:buFontTx/>
+          <a:buNone/>
+          <a:tabLst/>
+          <a:defRPr kumimoji="0" sz="1800" b="0" i="0" u="none" strike="noStrike" cap="none" spc="0" normalizeH="0" baseline="0">
+            <a:ln>
+              <a:noFill/>
+            </a:ln>
+            <a:solidFill>
+              <a:srgbClr val="000000"/>
+            </a:solidFill>
+            <a:effectLst/>
+            <a:uFillTx/>
+          </a:defRPr>
+        </a:lvl9pPr>
+      </a:lstStyle>
+      <a:style>
+        <a:lnRef idx="0">
+          <a:scrgbClr r="0" g="0" b="0"/>
+        </a:lnRef>
+        <a:fillRef idx="0">
+          <a:scrgbClr r="0" g="0" b="0"/>
+        </a:fillRef>
+        <a:effectRef idx="0">
+          <a:scrgbClr r="0" g="0" b="0"/>
+        </a:effectRef>
+        <a:fontRef idx="none"/>
+      </a:style>
+    </a:spDef>
+    <a:lnDef>
+      <a:spPr>
+        <a:noFill/>
+        <a:ln w="25400" cap="flat">
+          <a:solidFill>
+            <a:srgbClr val="000000"/>
+          </a:solidFill>
+          <a:prstDash val="solid"/>
+          <a:miter lim="400000"/>
+        </a:ln>
+        <a:effectLst/>
+        <a:sp3d/>
+      </a:spPr>
+      <a:bodyPr rot="0" spcFirstLastPara="1" vertOverflow="overflow" horzOverflow="overflow" vert="horz" wrap="square" lIns="91439" tIns="45719" rIns="91439" bIns="45719" numCol="1" spcCol="38100" rtlCol="0" anchor="t">
+        <a:noAutofit/>
+      </a:bodyPr>
+      <a:lstStyle>
+        <a:defPPr marL="0" marR="0" indent="0" algn="l" defTabSz="914400" rtl="0" fontAlgn="auto" latinLnBrk="1" hangingPunct="0">
+          <a:lnSpc>
+            <a:spcPct val="100000"/>
+          </a:lnSpc>
+          <a:spcBef>
+            <a:spcPts val="0"/>
+          </a:spcBef>
+          <a:spcAft>
+            <a:spcPts val="0"/>
+          </a:spcAft>
+          <a:buClrTx/>
+          <a:buSzTx/>
+          <a:buFontTx/>
+          <a:buNone/>
+          <a:tabLst/>
+          <a:defRPr kumimoji="0" sz="1800" b="0" i="0" u="none" strike="noStrike" cap="none" spc="0" normalizeH="0" baseline="0">
+            <a:ln>
+              <a:noFill/>
+            </a:ln>
+            <a:solidFill>
+              <a:srgbClr val="000000"/>
+            </a:solidFill>
+            <a:effectLst/>
+            <a:uFillTx/>
+          </a:defRPr>
+        </a:defPPr>
+        <a:lvl1pPr marL="0" marR="0" indent="0" algn="l" defTabSz="914400" rtl="0" fontAlgn="auto" latinLnBrk="1" hangingPunct="0">
+          <a:lnSpc>
+            <a:spcPct val="100000"/>
+          </a:lnSpc>
+          <a:spcBef>
+            <a:spcPts val="0"/>
+          </a:spcBef>
+          <a:spcAft>
+            <a:spcPts val="0"/>
+          </a:spcAft>
+          <a:buClrTx/>
+          <a:buSzTx/>
+          <a:buFontTx/>
+          <a:buNone/>
+          <a:tabLst/>
+          <a:defRPr kumimoji="0" sz="1800" b="0" i="0" u="none" strike="noStrike" cap="none" spc="0" normalizeH="0" baseline="0">
+            <a:ln>
+              <a:noFill/>
+            </a:ln>
+            <a:solidFill>
+              <a:srgbClr val="000000"/>
+            </a:solidFill>
+            <a:effectLst/>
+            <a:uFillTx/>
+          </a:defRPr>
+        </a:lvl1pPr>
+        <a:lvl2pPr marL="0" marR="0" indent="0" algn="l" defTabSz="914400" rtl="0" fontAlgn="auto" latinLnBrk="1" hangingPunct="0">
+          <a:lnSpc>
+            <a:spcPct val="100000"/>
+          </a:lnSpc>
+          <a:spcBef>
+            <a:spcPts val="0"/>
+          </a:spcBef>
+          <a:spcAft>
+            <a:spcPts val="0"/>
+          </a:spcAft>
+          <a:buClrTx/>
+          <a:buSzTx/>
+          <a:buFontTx/>
+          <a:buNone/>
+          <a:tabLst/>
+          <a:defRPr kumimoji="0" sz="1800" b="0" i="0" u="none" strike="noStrike" cap="none" spc="0" normalizeH="0" baseline="0">
+            <a:ln>
+              <a:noFill/>
+            </a:ln>
+            <a:solidFill>
+              <a:srgbClr val="000000"/>
+            </a:solidFill>
+            <a:effectLst/>
+            <a:uFillTx/>
+          </a:defRPr>
+        </a:lvl2pPr>
+        <a:lvl3pPr marL="0" marR="0" indent="0" algn="l" defTabSz="914400" rtl="0" fontAlgn="auto" latinLnBrk="1" hangingPunct="0">
+          <a:lnSpc>
+            <a:spcPct val="100000"/>
+          </a:lnSpc>
+          <a:spcBef>
+            <a:spcPts val="0"/>
+          </a:spcBef>
+          <a:spcAft>
+            <a:spcPts val="0"/>
+          </a:spcAft>
+          <a:buClrTx/>
+          <a:buSzTx/>
+          <a:buFontTx/>
+          <a:buNone/>
+          <a:tabLst/>
+          <a:defRPr kumimoji="0" sz="1800" b="0" i="0" u="none" strike="noStrike" cap="none" spc="0" normalizeH="0" baseline="0">
+            <a:ln>
+              <a:noFill/>
+            </a:ln>
+            <a:solidFill>
+              <a:srgbClr val="000000"/>
+            </a:solidFill>
+            <a:effectLst/>
+            <a:uFillTx/>
+          </a:defRPr>
+        </a:lvl3pPr>
+        <a:lvl4pPr marL="0" marR="0" indent="0" algn="l" defTabSz="914400" rtl="0" fontAlgn="auto" latinLnBrk="1" hangingPunct="0">
+          <a:lnSpc>
+            <a:spcPct val="100000"/>
+          </a:lnSpc>
+          <a:spcBef>
+            <a:spcPts val="0"/>
+          </a:spcBef>
+          <a:spcAft>
+            <a:spcPts val="0"/>
+          </a:spcAft>
+          <a:buClrTx/>
+          <a:buSzTx/>
+          <a:buFontTx/>
+          <a:buNone/>
+          <a:tabLst/>
+          <a:defRPr kumimoji="0" sz="1800" b="0" i="0" u="none" strike="noStrike" cap="none" spc="0" normalizeH="0" baseline="0">
+            <a:ln>
+              <a:noFill/>
+            </a:ln>
+            <a:solidFill>
+              <a:srgbClr val="000000"/>
+            </a:solidFill>
+            <a:effectLst/>
+            <a:uFillTx/>
+          </a:defRPr>
+        </a:lvl4pPr>
+        <a:lvl5pPr marL="0" marR="0" indent="0" algn="l" defTabSz="914400" rtl="0" fontAlgn="auto" latinLnBrk="1" hangingPunct="0">
+          <a:lnSpc>
+            <a:spcPct val="100000"/>
+          </a:lnSpc>
+          <a:spcBef>
+            <a:spcPts val="0"/>
+          </a:spcBef>
+          <a:spcAft>
+            <a:spcPts val="0"/>
+          </a:spcAft>
+          <a:buClrTx/>
+          <a:buSzTx/>
+          <a:buFontTx/>
+          <a:buNone/>
+          <a:tabLst/>
+          <a:defRPr kumimoji="0" sz="1800" b="0" i="0" u="none" strike="noStrike" cap="none" spc="0" normalizeH="0" baseline="0">
+            <a:ln>
+              <a:noFill/>
+            </a:ln>
+            <a:solidFill>
+              <a:srgbClr val="000000"/>
+            </a:solidFill>
+            <a:effectLst/>
+            <a:uFillTx/>
+          </a:defRPr>
+        </a:lvl5pPr>
+        <a:lvl6pPr marL="0" marR="0" indent="0" algn="l" defTabSz="914400" rtl="0" fontAlgn="auto" latinLnBrk="1" hangingPunct="0">
+          <a:lnSpc>
+            <a:spcPct val="100000"/>
+          </a:lnSpc>
+          <a:spcBef>
+            <a:spcPts val="0"/>
+          </a:spcBef>
+          <a:spcAft>
+            <a:spcPts val="0"/>
+          </a:spcAft>
+          <a:buClrTx/>
+          <a:buSzTx/>
+          <a:buFontTx/>
+          <a:buNone/>
+          <a:tabLst/>
+          <a:defRPr kumimoji="0" sz="1800" b="0" i="0" u="none" strike="noStrike" cap="none" spc="0" normalizeH="0" baseline="0">
+            <a:ln>
+              <a:noFill/>
+            </a:ln>
+            <a:solidFill>
+              <a:srgbClr val="000000"/>
+            </a:solidFill>
+            <a:effectLst/>
+            <a:uFillTx/>
+          </a:defRPr>
+        </a:lvl6pPr>
+        <a:lvl7pPr marL="0" marR="0" indent="0" algn="l" defTabSz="914400" rtl="0" fontAlgn="auto" latinLnBrk="1" hangingPunct="0">
+          <a:lnSpc>
+            <a:spcPct val="100000"/>
+          </a:lnSpc>
+          <a:spcBef>
+            <a:spcPts val="0"/>
+          </a:spcBef>
+          <a:spcAft>
+            <a:spcPts val="0"/>
+          </a:spcAft>
+          <a:buClrTx/>
+          <a:buSzTx/>
+          <a:buFontTx/>
+          <a:buNone/>
+          <a:tabLst/>
+          <a:defRPr kumimoji="0" sz="1800" b="0" i="0" u="none" strike="noStrike" cap="none" spc="0" normalizeH="0" baseline="0">
+            <a:ln>
+              <a:noFill/>
+            </a:ln>
+            <a:solidFill>
+              <a:srgbClr val="000000"/>
+            </a:solidFill>
+            <a:effectLst/>
+            <a:uFillTx/>
+          </a:defRPr>
+        </a:lvl7pPr>
+        <a:lvl8pPr marL="0" marR="0" indent="0" algn="l" defTabSz="914400" rtl="0" fontAlgn="auto" latinLnBrk="1" hangingPunct="0">
+          <a:lnSpc>
+            <a:spcPct val="100000"/>
+          </a:lnSpc>
+          <a:spcBef>
+            <a:spcPts val="0"/>
+          </a:spcBef>
+          <a:spcAft>
+            <a:spcPts val="0"/>
+          </a:spcAft>
+          <a:buClrTx/>
+          <a:buSzTx/>
+          <a:buFontTx/>
+          <a:buNone/>
+          <a:tabLst/>
+          <a:defRPr kumimoji="0" sz="1800" b="0" i="0" u="none" strike="noStrike" cap="none" spc="0" normalizeH="0" baseline="0">
+            <a:ln>
+              <a:noFill/>
+            </a:ln>
+            <a:solidFill>
+              <a:srgbClr val="000000"/>
+            </a:solidFill>
+            <a:effectLst/>
+            <a:uFillTx/>
+          </a:defRPr>
+        </a:lvl8pPr>
+        <a:lvl9pPr marL="0" marR="0" indent="0" algn="l" defTabSz="914400" rtl="0" fontAlgn="auto" latinLnBrk="1" hangingPunct="0">
+          <a:lnSpc>
+            <a:spcPct val="100000"/>
+          </a:lnSpc>
+          <a:spcBef>
+            <a:spcPts val="0"/>
+          </a:spcBef>
+          <a:spcAft>
+            <a:spcPts val="0"/>
+          </a:spcAft>
+          <a:buClrTx/>
+          <a:buSzTx/>
+          <a:buFontTx/>
+          <a:buNone/>
+          <a:tabLst/>
+          <a:defRPr kumimoji="0" sz="1800" b="0" i="0" u="none" strike="noStrike" cap="none" spc="0" normalizeH="0" baseline="0">
+            <a:ln>
+              <a:noFill/>
+            </a:ln>
+            <a:solidFill>
+              <a:srgbClr val="000000"/>
+            </a:solidFill>
+            <a:effectLst/>
+            <a:uFillTx/>
+          </a:defRPr>
+        </a:lvl9pPr>
+      </a:lstStyle>
+      <a:style>
+        <a:lnRef idx="0">
+          <a:scrgbClr r="0" g="0" b="0"/>
+        </a:lnRef>
+        <a:fillRef idx="0">
+          <a:scrgbClr r="0" g="0" b="0"/>
+        </a:fillRef>
+        <a:effectRef idx="0">
+          <a:scrgbClr r="0" g="0" b="0"/>
+        </a:effectRef>
+        <a:fontRef idx="none"/>
+      </a:style>
+    </a:lnDef>
+    <a:txDef>
+      <a:spPr>
+        <a:noFill/>
+        <a:ln w="12700" cap="flat">
+          <a:noFill/>
+          <a:miter lim="400000"/>
+        </a:ln>
+        <a:effectLst/>
+        <a:sp3d/>
+      </a:spPr>
+      <a:bodyPr rot="0" spcFirstLastPara="1" vertOverflow="overflow" horzOverflow="overflow" vert="horz" wrap="square" lIns="50800" tIns="50800" rIns="50800" bIns="50800" numCol="1" spcCol="38100" rtlCol="0" anchor="t">
+        <a:spAutoFit/>
+      </a:bodyPr>
+      <a:lstStyle>
+        <a:defPPr marL="0" marR="0" indent="0" algn="l" defTabSz="457200" rtl="0" fontAlgn="auto" latinLnBrk="0" hangingPunct="0">
+          <a:lnSpc>
+            <a:spcPct val="100000"/>
+          </a:lnSpc>
+          <a:spcBef>
+            <a:spcPts val="0"/>
+          </a:spcBef>
+          <a:spcAft>
+            <a:spcPts val="0"/>
+          </a:spcAft>
+          <a:buClrTx/>
+          <a:buSzTx/>
+          <a:buFontTx/>
+          <a:buNone/>
+          <a:tabLst/>
+          <a:defRPr kumimoji="0" sz="1100" b="0" i="0" u="none" strike="noStrike" cap="none" spc="0" normalizeH="0" baseline="0">
+            <a:ln>
+              <a:noFill/>
+            </a:ln>
+            <a:solidFill>
+              <a:srgbClr val="000000"/>
+            </a:solidFill>
+            <a:effectLst/>
+            <a:uFillTx/>
+            <a:latin typeface="+mn-lt"/>
+            <a:ea typeface="+mn-ea"/>
+            <a:cs typeface="+mn-cs"/>
+            <a:sym typeface="Helvetica Neue"/>
+          </a:defRPr>
+        </a:defPPr>
+        <a:lvl1pPr marL="0" marR="0" indent="0" algn="l" defTabSz="914400" rtl="0" fontAlgn="auto" latinLnBrk="1" hangingPunct="0">
+          <a:lnSpc>
+            <a:spcPct val="100000"/>
+          </a:lnSpc>
+          <a:spcBef>
+            <a:spcPts val="0"/>
+          </a:spcBef>
+          <a:spcAft>
+            <a:spcPts val="0"/>
+          </a:spcAft>
+          <a:buClrTx/>
+          <a:buSzTx/>
+          <a:buFontTx/>
+          <a:buNone/>
+          <a:tabLst/>
+          <a:defRPr kumimoji="0" sz="1800" b="0" i="0" u="none" strike="noStrike" cap="none" spc="0" normalizeH="0" baseline="0">
+            <a:ln>
+              <a:noFill/>
+            </a:ln>
+            <a:solidFill>
+              <a:srgbClr val="000000"/>
+            </a:solidFill>
+            <a:effectLst/>
+            <a:uFillTx/>
+          </a:defRPr>
+        </a:lvl1pPr>
+        <a:lvl2pPr marL="0" marR="0" indent="0" algn="l" defTabSz="914400" rtl="0" fontAlgn="auto" latinLnBrk="1" hangingPunct="0">
+          <a:lnSpc>
+            <a:spcPct val="100000"/>
+          </a:lnSpc>
+          <a:spcBef>
+            <a:spcPts val="0"/>
+          </a:spcBef>
+          <a:spcAft>
+            <a:spcPts val="0"/>
+          </a:spcAft>
+          <a:buClrTx/>
+          <a:buSzTx/>
+          <a:buFontTx/>
+          <a:buNone/>
+          <a:tabLst/>
+          <a:defRPr kumimoji="0" sz="1800" b="0" i="0" u="none" strike="noStrike" cap="none" spc="0" normalizeH="0" baseline="0">
+            <a:ln>
+              <a:noFill/>
+            </a:ln>
+            <a:solidFill>
+              <a:srgbClr val="000000"/>
+            </a:solidFill>
+            <a:effectLst/>
+            <a:uFillTx/>
+          </a:defRPr>
+        </a:lvl2pPr>
+        <a:lvl3pPr marL="0" marR="0" indent="0" algn="l" defTabSz="914400" rtl="0" fontAlgn="auto" latinLnBrk="1" hangingPunct="0">
+          <a:lnSpc>
+            <a:spcPct val="100000"/>
+          </a:lnSpc>
+          <a:spcBef>
+            <a:spcPts val="0"/>
+          </a:spcBef>
+          <a:spcAft>
+            <a:spcPts val="0"/>
+          </a:spcAft>
+          <a:buClrTx/>
+          <a:buSzTx/>
+          <a:buFontTx/>
+          <a:buNone/>
+          <a:tabLst/>
+          <a:defRPr kumimoji="0" sz="1800" b="0" i="0" u="none" strike="noStrike" cap="none" spc="0" normalizeH="0" baseline="0">
+            <a:ln>
+              <a:noFill/>
+            </a:ln>
+            <a:solidFill>
+              <a:srgbClr val="000000"/>
+            </a:solidFill>
+            <a:effectLst/>
+            <a:uFillTx/>
+          </a:defRPr>
+        </a:lvl3pPr>
+        <a:lvl4pPr marL="0" marR="0" indent="0" algn="l" defTabSz="914400" rtl="0" fontAlgn="auto" latinLnBrk="1" hangingPunct="0">
+          <a:lnSpc>
+            <a:spcPct val="100000"/>
+          </a:lnSpc>
+          <a:spcBef>
+            <a:spcPts val="0"/>
+          </a:spcBef>
+          <a:spcAft>
+            <a:spcPts val="0"/>
+          </a:spcAft>
+          <a:buClrTx/>
+          <a:buSzTx/>
+          <a:buFontTx/>
+          <a:buNone/>
+          <a:tabLst/>
+          <a:defRPr kumimoji="0" sz="1800" b="0" i="0" u="none" strike="noStrike" cap="none" spc="0" normalizeH="0" baseline="0">
+            <a:ln>
+              <a:noFill/>
+            </a:ln>
+            <a:solidFill>
+              <a:srgbClr val="000000"/>
+            </a:solidFill>
+            <a:effectLst/>
+            <a:uFillTx/>
+          </a:defRPr>
+        </a:lvl4pPr>
+        <a:lvl5pPr marL="0" marR="0" indent="0" algn="l" defTabSz="914400" rtl="0" fontAlgn="auto" latinLnBrk="1" hangingPunct="0">
+          <a:lnSpc>
+            <a:spcPct val="100000"/>
+          </a:lnSpc>
+          <a:spcBef>
+            <a:spcPts val="0"/>
+          </a:spcBef>
+          <a:spcAft>
+            <a:spcPts val="0"/>
+          </a:spcAft>
+          <a:buClrTx/>
+          <a:buSzTx/>
+          <a:buFontTx/>
+          <a:buNone/>
+          <a:tabLst/>
+          <a:defRPr kumimoji="0" sz="1800" b="0" i="0" u="none" strike="noStrike" cap="none" spc="0" normalizeH="0" baseline="0">
+            <a:ln>
+              <a:noFill/>
+            </a:ln>
+            <a:solidFill>
+              <a:srgbClr val="000000"/>
+            </a:solidFill>
+            <a:effectLst/>
+            <a:uFillTx/>
+          </a:defRPr>
+        </a:lvl5pPr>
+        <a:lvl6pPr marL="0" marR="0" indent="0" algn="l" defTabSz="914400" rtl="0" fontAlgn="auto" latinLnBrk="1" hangingPunct="0">
+          <a:lnSpc>
+            <a:spcPct val="100000"/>
+          </a:lnSpc>
+          <a:spcBef>
+            <a:spcPts val="0"/>
+          </a:spcBef>
+          <a:spcAft>
+            <a:spcPts val="0"/>
+          </a:spcAft>
+          <a:buClrTx/>
+          <a:buSzTx/>
+          <a:buFontTx/>
+          <a:buNone/>
+          <a:tabLst/>
+          <a:defRPr kumimoji="0" sz="1800" b="0" i="0" u="none" strike="noStrike" cap="none" spc="0" normalizeH="0" baseline="0">
+            <a:ln>
+              <a:noFill/>
+            </a:ln>
+            <a:solidFill>
+              <a:srgbClr val="000000"/>
+            </a:solidFill>
+            <a:effectLst/>
+            <a:uFillTx/>
+          </a:defRPr>
+        </a:lvl6pPr>
+        <a:lvl7pPr marL="0" marR="0" indent="0" algn="l" defTabSz="914400" rtl="0" fontAlgn="auto" latinLnBrk="1" hangingPunct="0">
+          <a:lnSpc>
+            <a:spcPct val="100000"/>
+          </a:lnSpc>
+          <a:spcBef>
+            <a:spcPts val="0"/>
+          </a:spcBef>
+          <a:spcAft>
+            <a:spcPts val="0"/>
+          </a:spcAft>
+          <a:buClrTx/>
+          <a:buSzTx/>
+          <a:buFontTx/>
+          <a:buNone/>
+          <a:tabLst/>
+          <a:defRPr kumimoji="0" sz="1800" b="0" i="0" u="none" strike="noStrike" cap="none" spc="0" normalizeH="0" baseline="0">
+            <a:ln>
+              <a:noFill/>
+            </a:ln>
+            <a:solidFill>
+              <a:srgbClr val="000000"/>
+            </a:solidFill>
+            <a:effectLst/>
+            <a:uFillTx/>
+          </a:defRPr>
+        </a:lvl7pPr>
+        <a:lvl8pPr marL="0" marR="0" indent="0" algn="l" defTabSz="914400" rtl="0" fontAlgn="auto" latinLnBrk="1" hangingPunct="0">
+          <a:lnSpc>
+            <a:spcPct val="100000"/>
+          </a:lnSpc>
+          <a:spcBef>
+            <a:spcPts val="0"/>
+          </a:spcBef>
+          <a:spcAft>
+            <a:spcPts val="0"/>
+          </a:spcAft>
+          <a:buClrTx/>
+          <a:buSzTx/>
+          <a:buFontTx/>
+          <a:buNone/>
+          <a:tabLst/>
+          <a:defRPr kumimoji="0" sz="1800" b="0" i="0" u="none" strike="noStrike" cap="none" spc="0" normalizeH="0" baseline="0">
+            <a:ln>
+              <a:noFill/>
+            </a:ln>
+            <a:solidFill>
+              <a:srgbClr val="000000"/>
+            </a:solidFill>
+            <a:effectLst/>
+            <a:uFillTx/>
+          </a:defRPr>
+        </a:lvl8pPr>
+        <a:lvl9pPr marL="0" marR="0" indent="0" algn="l" defTabSz="914400" rtl="0" fontAlgn="auto" latinLnBrk="1" hangingPunct="0">
+          <a:lnSpc>
+            <a:spcPct val="100000"/>
+          </a:lnSpc>
+          <a:spcBef>
+            <a:spcPts val="0"/>
+          </a:spcBef>
+          <a:spcAft>
+            <a:spcPts val="0"/>
+          </a:spcAft>
+          <a:buClrTx/>
+          <a:buSzTx/>
+          <a:buFontTx/>
+          <a:buNone/>
+          <a:tabLst/>
+          <a:defRPr kumimoji="0" sz="1800" b="0" i="0" u="none" strike="noStrike" cap="none" spc="0" normalizeH="0" baseline="0">
+            <a:ln>
+              <a:noFill/>
+            </a:ln>
+            <a:solidFill>
+              <a:srgbClr val="000000"/>
+            </a:solidFill>
+            <a:effectLst/>
+            <a:uFillTx/>
+          </a:defRPr>
+        </a:lvl9pPr>
+      </a:lstStyle>
+      <a:style>
+        <a:lnRef idx="0">
+          <a:scrgbClr r="0" g="0" b="0"/>
+        </a:lnRef>
+        <a:fillRef idx="0">
+          <a:scrgbClr r="0" g="0" b="0"/>
+        </a:fillRef>
+        <a:effectRef idx="0">
+          <a:scrgbClr r="0" g="0" b="0"/>
+        </a:effectRef>
+        <a:fontRef idx="none"/>
+      </a:style>
+    </a:txDef>
+  </a:objectDefaults>
   <a:extraClrSchemeLst/>
-  <a:extLst>
-    <a:ext uri="{05A4C25C-085E-4340-85A3-A5531E510DB2}">
-      <thm15:themeFamily xmlns:thm15="http://schemas.microsoft.com/office/thememl/2012/main" name="Office Theme" id="{62F939B6-93AF-4DB8-9C6B-D6C7DFDC589F}" vid="{4A3C46E8-61CC-4603-A589-7422A47A8E4A}"/>
-    </a:ext>
-  </a:extLst>
 </a:theme>
 </file>